--- a/Genesect Puzzle Hinweise.docx
+++ b/Genesect Puzzle Hinweise.docx
@@ -4,353 +4,1699 @@
   <w:body>
     <w:p>
       <w:pPr>
-        <w:spacing w:after="0" w:line="240" w:lineRule="auto"/>
-        <w:rPr>
-          <w:rFonts w:ascii="Times New Roman" w:eastAsia="Times New Roman" w:hAnsi="Times New Roman" w:cs="Times New Roman"/>
-          <w:sz w:val="24"/>
-          <w:szCs w:val="24"/>
-          <w:lang w:eastAsia="de-DE"/>
-        </w:rPr>
-      </w:pPr>
-      <w:proofErr w:type="gramStart"/>
+        <w:pStyle w:val="Listenabsatz"/>
+        <w:numPr>
+          <w:ilvl w:val="0"/>
+          <w:numId w:val="1"/>
+        </w:numPr>
+        <w:spacing w:after="0" w:line="240" w:lineRule="auto"/>
+        <w:rPr>
+          <w:rFonts w:ascii="Times New Roman" w:eastAsia="Times New Roman" w:hAnsi="Times New Roman" w:cs="Times New Roman"/>
+          <w:sz w:val="44"/>
+          <w:szCs w:val="24"/>
+          <w:lang w:eastAsia="de-DE"/>
+        </w:rPr>
+      </w:pPr>
       <w:r>
         <w:rPr>
-          <w:rFonts w:ascii="Times New Roman" w:eastAsia="Times New Roman" w:hAnsi="Symbol" w:cs="Times New Roman"/>
-          <w:sz w:val="24"/>
-          <w:szCs w:val="24"/>
-          <w:lang w:eastAsia="de-DE"/>
-        </w:rPr>
-        <w:t></w:t>
+          <w:rFonts w:ascii="Times New Roman" w:eastAsia="Times New Roman" w:hAnsi="Times New Roman" w:cs="Times New Roman"/>
+          <w:sz w:val="44"/>
+          <w:szCs w:val="24"/>
+          <w:lang w:eastAsia="de-DE"/>
+        </w:rPr>
+        <w:t xml:space="preserve">Wenn alle sechs Steine grün sind, </w:t>
       </w:r>
       <w:r>
         <w:rPr>
           <w:rFonts w:ascii="Times New Roman" w:eastAsia="Times New Roman" w:hAnsi="Times New Roman" w:cs="Times New Roman"/>
-          <w:sz w:val="24"/>
-          <w:szCs w:val="24"/>
-          <w:lang w:eastAsia="de-DE"/>
-        </w:rPr>
-        <w:t xml:space="preserve">  [</w:t>
+          <w:sz w:val="44"/>
+          <w:szCs w:val="24"/>
+          <w:lang w:eastAsia="de-DE"/>
+        </w:rPr>
+        <w:t>wechselt der Stein nach Berührung zu blau.</w:t>
       </w:r>
-      <w:proofErr w:type="gramEnd"/>
+    </w:p>
+    <w:p>
+      <w:pPr>
+        <w:spacing w:after="0" w:line="240" w:lineRule="auto"/>
+        <w:rPr>
+          <w:rFonts w:ascii="Times New Roman" w:eastAsia="Times New Roman" w:hAnsi="Times New Roman" w:cs="Times New Roman"/>
+          <w:sz w:val="44"/>
+          <w:szCs w:val="24"/>
+          <w:lang w:eastAsia="de-DE"/>
+        </w:rPr>
+      </w:pPr>
+    </w:p>
+    <w:p>
+      <w:pPr>
+        <w:spacing w:after="0" w:line="240" w:lineRule="auto"/>
+        <w:rPr>
+          <w:rFonts w:ascii="Times New Roman" w:eastAsia="Times New Roman" w:hAnsi="Times New Roman" w:cs="Times New Roman"/>
+          <w:sz w:val="44"/>
+          <w:szCs w:val="24"/>
+          <w:lang w:eastAsia="de-DE"/>
+        </w:rPr>
+      </w:pPr>
+    </w:p>
+    <w:p>
+      <w:pPr>
+        <w:spacing w:after="0" w:line="240" w:lineRule="auto"/>
+        <w:rPr>
+          <w:rFonts w:ascii="Times New Roman" w:eastAsia="Times New Roman" w:hAnsi="Times New Roman" w:cs="Times New Roman"/>
+          <w:sz w:val="44"/>
+          <w:szCs w:val="24"/>
+          <w:lang w:eastAsia="de-DE"/>
+        </w:rPr>
+      </w:pPr>
+    </w:p>
+    <w:p>
+      <w:pPr>
+        <w:spacing w:after="0" w:line="240" w:lineRule="auto"/>
+        <w:rPr>
+          <w:rFonts w:ascii="Times New Roman" w:eastAsia="Times New Roman" w:hAnsi="Times New Roman" w:cs="Times New Roman"/>
+          <w:sz w:val="44"/>
+          <w:szCs w:val="24"/>
+          <w:lang w:eastAsia="de-DE"/>
+        </w:rPr>
+      </w:pPr>
+    </w:p>
+    <w:p>
+      <w:pPr>
+        <w:spacing w:after="0" w:line="240" w:lineRule="auto"/>
+        <w:rPr>
+          <w:rFonts w:ascii="Times New Roman" w:eastAsia="Times New Roman" w:hAnsi="Times New Roman" w:cs="Times New Roman"/>
+          <w:sz w:val="44"/>
+          <w:szCs w:val="24"/>
+          <w:lang w:eastAsia="de-DE"/>
+        </w:rPr>
+      </w:pPr>
+    </w:p>
+    <w:p>
+      <w:pPr>
+        <w:spacing w:after="0" w:line="240" w:lineRule="auto"/>
+        <w:rPr>
+          <w:rFonts w:ascii="Times New Roman" w:eastAsia="Times New Roman" w:hAnsi="Times New Roman" w:cs="Times New Roman"/>
+          <w:sz w:val="44"/>
+          <w:szCs w:val="24"/>
+          <w:lang w:eastAsia="de-DE"/>
+        </w:rPr>
+      </w:pPr>
+    </w:p>
+    <w:p>
+      <w:pPr>
+        <w:spacing w:after="0" w:line="240" w:lineRule="auto"/>
+        <w:rPr>
+          <w:rFonts w:ascii="Times New Roman" w:eastAsia="Times New Roman" w:hAnsi="Times New Roman" w:cs="Times New Roman"/>
+          <w:sz w:val="44"/>
+          <w:szCs w:val="24"/>
+          <w:lang w:eastAsia="de-DE"/>
+        </w:rPr>
+      </w:pPr>
+    </w:p>
+    <w:p>
+      <w:pPr>
+        <w:spacing w:after="0" w:line="240" w:lineRule="auto"/>
+        <w:rPr>
+          <w:rFonts w:ascii="Times New Roman" w:eastAsia="Times New Roman" w:hAnsi="Times New Roman" w:cs="Times New Roman"/>
+          <w:sz w:val="44"/>
+          <w:szCs w:val="24"/>
+          <w:lang w:eastAsia="de-DE"/>
+        </w:rPr>
+      </w:pPr>
+    </w:p>
+    <w:p>
+      <w:pPr>
+        <w:spacing w:after="0" w:line="240" w:lineRule="auto"/>
+        <w:rPr>
+          <w:rFonts w:ascii="Times New Roman" w:eastAsia="Times New Roman" w:hAnsi="Times New Roman" w:cs="Times New Roman"/>
+          <w:sz w:val="44"/>
+          <w:szCs w:val="24"/>
+          <w:lang w:eastAsia="de-DE"/>
+        </w:rPr>
+      </w:pPr>
+    </w:p>
+    <w:p>
+      <w:pPr>
+        <w:spacing w:after="0" w:line="240" w:lineRule="auto"/>
+        <w:rPr>
+          <w:rFonts w:ascii="Times New Roman" w:eastAsia="Times New Roman" w:hAnsi="Times New Roman" w:cs="Times New Roman"/>
+          <w:sz w:val="44"/>
+          <w:szCs w:val="24"/>
+          <w:lang w:eastAsia="de-DE"/>
+        </w:rPr>
+      </w:pPr>
+    </w:p>
+    <w:p>
+      <w:pPr>
+        <w:spacing w:after="0" w:line="240" w:lineRule="auto"/>
+        <w:rPr>
+          <w:rFonts w:ascii="Times New Roman" w:eastAsia="Times New Roman" w:hAnsi="Times New Roman" w:cs="Times New Roman"/>
+          <w:sz w:val="44"/>
+          <w:szCs w:val="24"/>
+          <w:lang w:eastAsia="de-DE"/>
+        </w:rPr>
+      </w:pPr>
+    </w:p>
+    <w:p>
+      <w:pPr>
+        <w:spacing w:after="0" w:line="240" w:lineRule="auto"/>
+        <w:rPr>
+          <w:rFonts w:ascii="Times New Roman" w:eastAsia="Times New Roman" w:hAnsi="Times New Roman" w:cs="Times New Roman"/>
+          <w:sz w:val="44"/>
+          <w:szCs w:val="24"/>
+          <w:lang w:eastAsia="de-DE"/>
+        </w:rPr>
+      </w:pPr>
+    </w:p>
+    <w:p>
+      <w:pPr>
+        <w:spacing w:after="0" w:line="240" w:lineRule="auto"/>
+        <w:rPr>
+          <w:rFonts w:ascii="Times New Roman" w:eastAsia="Times New Roman" w:hAnsi="Times New Roman" w:cs="Times New Roman"/>
+          <w:sz w:val="44"/>
+          <w:szCs w:val="24"/>
+          <w:lang w:eastAsia="de-DE"/>
+        </w:rPr>
+      </w:pPr>
+    </w:p>
+    <w:p>
+      <w:pPr>
+        <w:spacing w:after="0" w:line="240" w:lineRule="auto"/>
+        <w:rPr>
+          <w:rFonts w:ascii="Times New Roman" w:eastAsia="Times New Roman" w:hAnsi="Times New Roman" w:cs="Times New Roman"/>
+          <w:sz w:val="44"/>
+          <w:szCs w:val="24"/>
+          <w:lang w:eastAsia="de-DE"/>
+        </w:rPr>
+      </w:pPr>
+    </w:p>
+    <w:p>
+      <w:pPr>
+        <w:spacing w:after="0" w:line="240" w:lineRule="auto"/>
+        <w:rPr>
+          <w:rFonts w:ascii="Times New Roman" w:eastAsia="Times New Roman" w:hAnsi="Times New Roman" w:cs="Times New Roman"/>
+          <w:sz w:val="44"/>
+          <w:szCs w:val="24"/>
+          <w:lang w:eastAsia="de-DE"/>
+        </w:rPr>
+      </w:pPr>
+    </w:p>
+    <w:p>
+      <w:pPr>
+        <w:spacing w:after="0" w:line="240" w:lineRule="auto"/>
+        <w:rPr>
+          <w:rFonts w:ascii="Times New Roman" w:eastAsia="Times New Roman" w:hAnsi="Times New Roman" w:cs="Times New Roman"/>
+          <w:sz w:val="44"/>
+          <w:szCs w:val="24"/>
+          <w:lang w:eastAsia="de-DE"/>
+        </w:rPr>
+      </w:pPr>
+    </w:p>
+    <w:p>
+      <w:pPr>
+        <w:spacing w:after="0" w:line="240" w:lineRule="auto"/>
+        <w:rPr>
+          <w:rFonts w:ascii="Times New Roman" w:eastAsia="Times New Roman" w:hAnsi="Times New Roman" w:cs="Times New Roman"/>
+          <w:sz w:val="44"/>
+          <w:szCs w:val="24"/>
+          <w:lang w:eastAsia="de-DE"/>
+        </w:rPr>
+      </w:pPr>
+    </w:p>
+    <w:p>
+      <w:pPr>
+        <w:spacing w:after="0" w:line="240" w:lineRule="auto"/>
+        <w:rPr>
+          <w:rFonts w:ascii="Times New Roman" w:eastAsia="Times New Roman" w:hAnsi="Times New Roman" w:cs="Times New Roman"/>
+          <w:sz w:val="44"/>
+          <w:szCs w:val="24"/>
+          <w:lang w:eastAsia="de-DE"/>
+        </w:rPr>
+      </w:pPr>
+    </w:p>
+    <w:p>
+      <w:pPr>
+        <w:spacing w:after="0" w:line="240" w:lineRule="auto"/>
+        <w:rPr>
+          <w:rFonts w:ascii="Times New Roman" w:eastAsia="Times New Roman" w:hAnsi="Times New Roman" w:cs="Times New Roman"/>
+          <w:sz w:val="44"/>
+          <w:szCs w:val="24"/>
+          <w:lang w:eastAsia="de-DE"/>
+        </w:rPr>
+      </w:pPr>
+    </w:p>
+    <w:p>
+      <w:pPr>
+        <w:spacing w:after="0" w:line="240" w:lineRule="auto"/>
+        <w:rPr>
+          <w:rFonts w:ascii="Times New Roman" w:eastAsia="Times New Roman" w:hAnsi="Times New Roman" w:cs="Times New Roman"/>
+          <w:sz w:val="44"/>
+          <w:szCs w:val="24"/>
+          <w:lang w:eastAsia="de-DE"/>
+        </w:rPr>
+      </w:pPr>
+    </w:p>
+    <w:p>
+      <w:pPr>
+        <w:spacing w:after="0" w:line="240" w:lineRule="auto"/>
+        <w:rPr>
+          <w:rFonts w:ascii="Times New Roman" w:eastAsia="Times New Roman" w:hAnsi="Times New Roman" w:cs="Times New Roman"/>
+          <w:sz w:val="44"/>
+          <w:szCs w:val="24"/>
+          <w:lang w:eastAsia="de-DE"/>
+        </w:rPr>
+      </w:pPr>
+    </w:p>
+    <w:p>
+      <w:pPr>
+        <w:spacing w:after="0" w:line="240" w:lineRule="auto"/>
+        <w:rPr>
+          <w:rFonts w:ascii="Times New Roman" w:eastAsia="Times New Roman" w:hAnsi="Times New Roman" w:cs="Times New Roman"/>
+          <w:sz w:val="44"/>
+          <w:szCs w:val="24"/>
+          <w:lang w:eastAsia="de-DE"/>
+        </w:rPr>
+      </w:pPr>
+    </w:p>
+    <w:p>
+      <w:pPr>
+        <w:spacing w:after="0" w:line="240" w:lineRule="auto"/>
+        <w:rPr>
+          <w:rFonts w:ascii="Times New Roman" w:eastAsia="Times New Roman" w:hAnsi="Times New Roman" w:cs="Times New Roman"/>
+          <w:sz w:val="44"/>
+          <w:szCs w:val="24"/>
+          <w:lang w:eastAsia="de-DE"/>
+        </w:rPr>
+      </w:pPr>
+    </w:p>
+    <w:p>
+      <w:pPr>
+        <w:spacing w:after="0" w:line="240" w:lineRule="auto"/>
+        <w:rPr>
+          <w:rFonts w:ascii="Times New Roman" w:eastAsia="Times New Roman" w:hAnsi="Times New Roman" w:cs="Times New Roman"/>
+          <w:sz w:val="44"/>
+          <w:szCs w:val="24"/>
+          <w:lang w:eastAsia="de-DE"/>
+        </w:rPr>
+      </w:pPr>
+    </w:p>
+    <w:p>
+      <w:pPr>
+        <w:spacing w:after="0" w:line="240" w:lineRule="auto"/>
+        <w:rPr>
+          <w:rFonts w:ascii="Times New Roman" w:eastAsia="Times New Roman" w:hAnsi="Times New Roman" w:cs="Times New Roman"/>
+          <w:sz w:val="44"/>
+          <w:szCs w:val="24"/>
+          <w:lang w:eastAsia="de-DE"/>
+        </w:rPr>
+      </w:pPr>
+    </w:p>
+    <w:p>
+      <w:pPr>
+        <w:spacing w:after="0" w:line="240" w:lineRule="auto"/>
+        <w:rPr>
+          <w:rFonts w:ascii="Times New Roman" w:eastAsia="Times New Roman" w:hAnsi="Times New Roman" w:cs="Times New Roman"/>
+          <w:sz w:val="44"/>
+          <w:szCs w:val="24"/>
+          <w:lang w:eastAsia="de-DE"/>
+        </w:rPr>
+      </w:pPr>
+    </w:p>
+    <w:p>
+      <w:pPr>
+        <w:pStyle w:val="Listenabsatz"/>
+        <w:numPr>
+          <w:ilvl w:val="0"/>
+          <w:numId w:val="1"/>
+        </w:numPr>
+        <w:rPr>
+          <w:rFonts w:ascii="Times New Roman" w:eastAsia="Times New Roman" w:hAnsi="Times New Roman" w:cs="Times New Roman"/>
+          <w:sz w:val="44"/>
+          <w:szCs w:val="24"/>
+          <w:lang w:eastAsia="de-DE"/>
+        </w:rPr>
+      </w:pPr>
       <w:r>
         <w:rPr>
           <w:rFonts w:ascii="Times New Roman" w:eastAsia="Times New Roman" w:hAnsi="Times New Roman" w:cs="Times New Roman"/>
-          <w:sz w:val="24"/>
-          <w:szCs w:val="24"/>
-          <w:lang w:eastAsia="de-DE"/>
-        </w:rPr>
-        <w:t xml:space="preserve">p]drücken Sie eine beliebige Taste oben, um blau zu aktivieren (unter einer Lichterlinie, die alle grün gefärbt sind) </w:t>
+          <w:sz w:val="44"/>
+          <w:szCs w:val="24"/>
+          <w:lang w:eastAsia="de-DE"/>
+        </w:rPr>
+        <w:lastRenderedPageBreak/>
+        <w:t>Wird ein blauer Stein berührt, wird er schwarz und die beiden Nachbarn blau (es sei denn, einer dieser Nachbarn ist rot)</w:t>
       </w:r>
     </w:p>
     <w:p>
       <w:pPr>
-        <w:spacing w:after="0" w:line="240" w:lineRule="auto"/>
-        <w:rPr>
-          <w:rFonts w:ascii="Times New Roman" w:eastAsia="Times New Roman" w:hAnsi="Times New Roman" w:cs="Times New Roman"/>
-          <w:sz w:val="24"/>
-          <w:szCs w:val="24"/>
-          <w:lang w:eastAsia="de-DE"/>
-        </w:rPr>
-      </w:pPr>
-      <w:proofErr w:type="gramStart"/>
+        <w:rPr>
+          <w:rFonts w:ascii="Times New Roman" w:eastAsia="Times New Roman" w:hAnsi="Times New Roman" w:cs="Times New Roman"/>
+          <w:sz w:val="44"/>
+          <w:szCs w:val="24"/>
+          <w:lang w:eastAsia="de-DE"/>
+        </w:rPr>
+      </w:pPr>
+    </w:p>
+    <w:p>
+      <w:pPr>
+        <w:rPr>
+          <w:rFonts w:ascii="Times New Roman" w:eastAsia="Times New Roman" w:hAnsi="Times New Roman" w:cs="Times New Roman"/>
+          <w:sz w:val="44"/>
+          <w:szCs w:val="24"/>
+          <w:lang w:eastAsia="de-DE"/>
+        </w:rPr>
+      </w:pPr>
+    </w:p>
+    <w:p>
+      <w:pPr>
+        <w:rPr>
+          <w:rFonts w:ascii="Times New Roman" w:eastAsia="Times New Roman" w:hAnsi="Times New Roman" w:cs="Times New Roman"/>
+          <w:sz w:val="44"/>
+          <w:szCs w:val="24"/>
+          <w:lang w:eastAsia="de-DE"/>
+        </w:rPr>
+      </w:pPr>
+    </w:p>
+    <w:p>
+      <w:pPr>
+        <w:rPr>
+          <w:rFonts w:ascii="Times New Roman" w:eastAsia="Times New Roman" w:hAnsi="Times New Roman" w:cs="Times New Roman"/>
+          <w:sz w:val="44"/>
+          <w:szCs w:val="24"/>
+          <w:lang w:eastAsia="de-DE"/>
+        </w:rPr>
+      </w:pPr>
+    </w:p>
+    <w:p>
+      <w:pPr>
+        <w:rPr>
+          <w:rFonts w:ascii="Times New Roman" w:eastAsia="Times New Roman" w:hAnsi="Times New Roman" w:cs="Times New Roman"/>
+          <w:sz w:val="44"/>
+          <w:szCs w:val="24"/>
+          <w:lang w:eastAsia="de-DE"/>
+        </w:rPr>
+      </w:pPr>
+    </w:p>
+    <w:p>
+      <w:pPr>
+        <w:rPr>
+          <w:rFonts w:ascii="Times New Roman" w:eastAsia="Times New Roman" w:hAnsi="Times New Roman" w:cs="Times New Roman"/>
+          <w:sz w:val="44"/>
+          <w:szCs w:val="24"/>
+          <w:lang w:eastAsia="de-DE"/>
+        </w:rPr>
+      </w:pPr>
+    </w:p>
+    <w:p>
+      <w:pPr>
+        <w:rPr>
+          <w:rFonts w:ascii="Times New Roman" w:eastAsia="Times New Roman" w:hAnsi="Times New Roman" w:cs="Times New Roman"/>
+          <w:sz w:val="44"/>
+          <w:szCs w:val="24"/>
+          <w:lang w:eastAsia="de-DE"/>
+        </w:rPr>
+      </w:pPr>
+    </w:p>
+    <w:p>
+      <w:pPr>
+        <w:rPr>
+          <w:rFonts w:ascii="Times New Roman" w:eastAsia="Times New Roman" w:hAnsi="Times New Roman" w:cs="Times New Roman"/>
+          <w:sz w:val="44"/>
+          <w:szCs w:val="24"/>
+          <w:lang w:eastAsia="de-DE"/>
+        </w:rPr>
+      </w:pPr>
+    </w:p>
+    <w:p>
+      <w:pPr>
+        <w:rPr>
+          <w:rFonts w:ascii="Times New Roman" w:eastAsia="Times New Roman" w:hAnsi="Times New Roman" w:cs="Times New Roman"/>
+          <w:sz w:val="44"/>
+          <w:szCs w:val="24"/>
+          <w:lang w:eastAsia="de-DE"/>
+        </w:rPr>
+      </w:pPr>
+    </w:p>
+    <w:p>
+      <w:pPr>
+        <w:rPr>
+          <w:rFonts w:ascii="Times New Roman" w:eastAsia="Times New Roman" w:hAnsi="Times New Roman" w:cs="Times New Roman"/>
+          <w:sz w:val="44"/>
+          <w:szCs w:val="24"/>
+          <w:lang w:eastAsia="de-DE"/>
+        </w:rPr>
+      </w:pPr>
+    </w:p>
+    <w:p>
+      <w:pPr>
+        <w:rPr>
+          <w:rFonts w:ascii="Times New Roman" w:eastAsia="Times New Roman" w:hAnsi="Times New Roman" w:cs="Times New Roman"/>
+          <w:sz w:val="44"/>
+          <w:szCs w:val="24"/>
+          <w:lang w:eastAsia="de-DE"/>
+        </w:rPr>
+      </w:pPr>
+    </w:p>
+    <w:p>
+      <w:pPr>
+        <w:rPr>
+          <w:rFonts w:ascii="Times New Roman" w:eastAsia="Times New Roman" w:hAnsi="Times New Roman" w:cs="Times New Roman"/>
+          <w:sz w:val="44"/>
+          <w:szCs w:val="24"/>
+          <w:lang w:eastAsia="de-DE"/>
+        </w:rPr>
+      </w:pPr>
+    </w:p>
+    <w:p>
+      <w:pPr>
+        <w:rPr>
+          <w:rFonts w:ascii="Times New Roman" w:eastAsia="Times New Roman" w:hAnsi="Times New Roman" w:cs="Times New Roman"/>
+          <w:sz w:val="44"/>
+          <w:szCs w:val="24"/>
+          <w:lang w:eastAsia="de-DE"/>
+        </w:rPr>
+      </w:pPr>
+    </w:p>
+    <w:p>
+      <w:pPr>
+        <w:rPr>
+          <w:rFonts w:ascii="Times New Roman" w:eastAsia="Times New Roman" w:hAnsi="Times New Roman" w:cs="Times New Roman"/>
+          <w:sz w:val="44"/>
+          <w:szCs w:val="24"/>
+          <w:lang w:eastAsia="de-DE"/>
+        </w:rPr>
+      </w:pPr>
+    </w:p>
+    <w:p>
+      <w:pPr>
+        <w:rPr>
+          <w:rFonts w:ascii="Times New Roman" w:eastAsia="Times New Roman" w:hAnsi="Times New Roman" w:cs="Times New Roman"/>
+          <w:sz w:val="44"/>
+          <w:szCs w:val="24"/>
+          <w:lang w:eastAsia="de-DE"/>
+        </w:rPr>
+      </w:pPr>
+    </w:p>
+    <w:p>
+      <w:pPr>
+        <w:rPr>
+          <w:rFonts w:ascii="Times New Roman" w:eastAsia="Times New Roman" w:hAnsi="Times New Roman" w:cs="Times New Roman"/>
+          <w:sz w:val="44"/>
+          <w:szCs w:val="24"/>
+          <w:lang w:eastAsia="de-DE"/>
+        </w:rPr>
+      </w:pPr>
+    </w:p>
+    <w:p>
+      <w:pPr>
+        <w:rPr>
+          <w:rFonts w:ascii="Times New Roman" w:eastAsia="Times New Roman" w:hAnsi="Times New Roman" w:cs="Times New Roman"/>
+          <w:sz w:val="44"/>
+          <w:szCs w:val="24"/>
+          <w:lang w:eastAsia="de-DE"/>
+        </w:rPr>
+      </w:pPr>
+    </w:p>
+    <w:p>
+      <w:pPr>
+        <w:pStyle w:val="Listenabsatz"/>
+        <w:numPr>
+          <w:ilvl w:val="0"/>
+          <w:numId w:val="1"/>
+        </w:numPr>
+        <w:spacing w:after="0" w:line="240" w:lineRule="auto"/>
+        <w:rPr>
+          <w:rFonts w:ascii="Times New Roman" w:eastAsia="Times New Roman" w:hAnsi="Times New Roman" w:cs="Times New Roman"/>
+          <w:sz w:val="44"/>
+          <w:szCs w:val="24"/>
+          <w:lang w:eastAsia="de-DE"/>
+        </w:rPr>
+      </w:pPr>
       <w:r>
         <w:rPr>
-          <w:rFonts w:ascii="Times New Roman" w:eastAsia="Times New Roman" w:hAnsi="Symbol" w:cs="Times New Roman"/>
-          <w:sz w:val="24"/>
-          <w:szCs w:val="24"/>
-          <w:lang w:eastAsia="de-DE"/>
-        </w:rPr>
-        <w:t></w:t>
+          <w:rFonts w:ascii="Times New Roman" w:eastAsia="Times New Roman" w:hAnsi="Times New Roman" w:cs="Times New Roman"/>
+          <w:sz w:val="44"/>
+          <w:szCs w:val="24"/>
+          <w:lang w:eastAsia="de-DE"/>
+        </w:rPr>
+        <w:lastRenderedPageBreak/>
+        <w:t>Ein blauer stein neben einem roten Stein aktiviert einen lila Stein.</w:t>
+      </w:r>
+    </w:p>
+    <w:p>
+      <w:pPr>
+        <w:spacing w:after="0" w:line="240" w:lineRule="auto"/>
+        <w:rPr>
+          <w:rFonts w:ascii="Times New Roman" w:eastAsia="Times New Roman" w:hAnsi="Times New Roman" w:cs="Times New Roman"/>
+          <w:sz w:val="44"/>
+          <w:szCs w:val="24"/>
+          <w:lang w:eastAsia="de-DE"/>
+        </w:rPr>
+      </w:pPr>
+    </w:p>
+    <w:p>
+      <w:pPr>
+        <w:spacing w:after="0" w:line="240" w:lineRule="auto"/>
+        <w:rPr>
+          <w:rFonts w:ascii="Times New Roman" w:eastAsia="Times New Roman" w:hAnsi="Times New Roman" w:cs="Times New Roman"/>
+          <w:sz w:val="44"/>
+          <w:szCs w:val="24"/>
+          <w:lang w:eastAsia="de-DE"/>
+        </w:rPr>
+      </w:pPr>
+    </w:p>
+    <w:p>
+      <w:pPr>
+        <w:spacing w:after="0" w:line="240" w:lineRule="auto"/>
+        <w:rPr>
+          <w:rFonts w:ascii="Times New Roman" w:eastAsia="Times New Roman" w:hAnsi="Times New Roman" w:cs="Times New Roman"/>
+          <w:sz w:val="44"/>
+          <w:szCs w:val="24"/>
+          <w:lang w:eastAsia="de-DE"/>
+        </w:rPr>
+      </w:pPr>
+    </w:p>
+    <w:p>
+      <w:pPr>
+        <w:spacing w:after="0" w:line="240" w:lineRule="auto"/>
+        <w:rPr>
+          <w:rFonts w:ascii="Times New Roman" w:eastAsia="Times New Roman" w:hAnsi="Times New Roman" w:cs="Times New Roman"/>
+          <w:sz w:val="44"/>
+          <w:szCs w:val="24"/>
+          <w:lang w:eastAsia="de-DE"/>
+        </w:rPr>
+      </w:pPr>
+    </w:p>
+    <w:p>
+      <w:pPr>
+        <w:spacing w:after="0" w:line="240" w:lineRule="auto"/>
+        <w:rPr>
+          <w:rFonts w:ascii="Times New Roman" w:eastAsia="Times New Roman" w:hAnsi="Times New Roman" w:cs="Times New Roman"/>
+          <w:sz w:val="44"/>
+          <w:szCs w:val="24"/>
+          <w:lang w:eastAsia="de-DE"/>
+        </w:rPr>
+      </w:pPr>
+    </w:p>
+    <w:p>
+      <w:pPr>
+        <w:spacing w:after="0" w:line="240" w:lineRule="auto"/>
+        <w:rPr>
+          <w:rFonts w:ascii="Times New Roman" w:eastAsia="Times New Roman" w:hAnsi="Times New Roman" w:cs="Times New Roman"/>
+          <w:sz w:val="44"/>
+          <w:szCs w:val="24"/>
+          <w:lang w:eastAsia="de-DE"/>
+        </w:rPr>
+      </w:pPr>
+    </w:p>
+    <w:p>
+      <w:pPr>
+        <w:spacing w:after="0" w:line="240" w:lineRule="auto"/>
+        <w:rPr>
+          <w:rFonts w:ascii="Times New Roman" w:eastAsia="Times New Roman" w:hAnsi="Times New Roman" w:cs="Times New Roman"/>
+          <w:sz w:val="44"/>
+          <w:szCs w:val="24"/>
+          <w:lang w:eastAsia="de-DE"/>
+        </w:rPr>
+      </w:pPr>
+    </w:p>
+    <w:p>
+      <w:pPr>
+        <w:spacing w:after="0" w:line="240" w:lineRule="auto"/>
+        <w:rPr>
+          <w:rFonts w:ascii="Times New Roman" w:eastAsia="Times New Roman" w:hAnsi="Times New Roman" w:cs="Times New Roman"/>
+          <w:sz w:val="44"/>
+          <w:szCs w:val="24"/>
+          <w:lang w:eastAsia="de-DE"/>
+        </w:rPr>
+      </w:pPr>
+    </w:p>
+    <w:p>
+      <w:pPr>
+        <w:spacing w:after="0" w:line="240" w:lineRule="auto"/>
+        <w:rPr>
+          <w:rFonts w:ascii="Times New Roman" w:eastAsia="Times New Roman" w:hAnsi="Times New Roman" w:cs="Times New Roman"/>
+          <w:sz w:val="44"/>
+          <w:szCs w:val="24"/>
+          <w:lang w:eastAsia="de-DE"/>
+        </w:rPr>
+      </w:pPr>
+    </w:p>
+    <w:p>
+      <w:pPr>
+        <w:spacing w:after="0" w:line="240" w:lineRule="auto"/>
+        <w:rPr>
+          <w:rFonts w:ascii="Times New Roman" w:eastAsia="Times New Roman" w:hAnsi="Times New Roman" w:cs="Times New Roman"/>
+          <w:sz w:val="44"/>
+          <w:szCs w:val="24"/>
+          <w:lang w:eastAsia="de-DE"/>
+        </w:rPr>
+      </w:pPr>
+    </w:p>
+    <w:p>
+      <w:pPr>
+        <w:spacing w:after="0" w:line="240" w:lineRule="auto"/>
+        <w:rPr>
+          <w:rFonts w:ascii="Times New Roman" w:eastAsia="Times New Roman" w:hAnsi="Times New Roman" w:cs="Times New Roman"/>
+          <w:sz w:val="44"/>
+          <w:szCs w:val="24"/>
+          <w:lang w:eastAsia="de-DE"/>
+        </w:rPr>
+      </w:pPr>
+    </w:p>
+    <w:p>
+      <w:pPr>
+        <w:spacing w:after="0" w:line="240" w:lineRule="auto"/>
+        <w:rPr>
+          <w:rFonts w:ascii="Times New Roman" w:eastAsia="Times New Roman" w:hAnsi="Times New Roman" w:cs="Times New Roman"/>
+          <w:sz w:val="44"/>
+          <w:szCs w:val="24"/>
+          <w:lang w:eastAsia="de-DE"/>
+        </w:rPr>
+      </w:pPr>
+    </w:p>
+    <w:p>
+      <w:pPr>
+        <w:spacing w:after="0" w:line="240" w:lineRule="auto"/>
+        <w:rPr>
+          <w:rFonts w:ascii="Times New Roman" w:eastAsia="Times New Roman" w:hAnsi="Times New Roman" w:cs="Times New Roman"/>
+          <w:sz w:val="44"/>
+          <w:szCs w:val="24"/>
+          <w:lang w:eastAsia="de-DE"/>
+        </w:rPr>
+      </w:pPr>
+    </w:p>
+    <w:p>
+      <w:pPr>
+        <w:spacing w:after="0" w:line="240" w:lineRule="auto"/>
+        <w:rPr>
+          <w:rFonts w:ascii="Times New Roman" w:eastAsia="Times New Roman" w:hAnsi="Times New Roman" w:cs="Times New Roman"/>
+          <w:sz w:val="44"/>
+          <w:szCs w:val="24"/>
+          <w:lang w:eastAsia="de-DE"/>
+        </w:rPr>
+      </w:pPr>
+    </w:p>
+    <w:p>
+      <w:pPr>
+        <w:spacing w:after="0" w:line="240" w:lineRule="auto"/>
+        <w:rPr>
+          <w:rFonts w:ascii="Times New Roman" w:eastAsia="Times New Roman" w:hAnsi="Times New Roman" w:cs="Times New Roman"/>
+          <w:sz w:val="44"/>
+          <w:szCs w:val="24"/>
+          <w:lang w:eastAsia="de-DE"/>
+        </w:rPr>
+      </w:pPr>
+    </w:p>
+    <w:p>
+      <w:pPr>
+        <w:spacing w:after="0" w:line="240" w:lineRule="auto"/>
+        <w:rPr>
+          <w:rFonts w:ascii="Times New Roman" w:eastAsia="Times New Roman" w:hAnsi="Times New Roman" w:cs="Times New Roman"/>
+          <w:sz w:val="44"/>
+          <w:szCs w:val="24"/>
+          <w:lang w:eastAsia="de-DE"/>
+        </w:rPr>
+      </w:pPr>
+    </w:p>
+    <w:p>
+      <w:pPr>
+        <w:spacing w:after="0" w:line="240" w:lineRule="auto"/>
+        <w:rPr>
+          <w:rFonts w:ascii="Times New Roman" w:eastAsia="Times New Roman" w:hAnsi="Times New Roman" w:cs="Times New Roman"/>
+          <w:sz w:val="44"/>
+          <w:szCs w:val="24"/>
+          <w:lang w:eastAsia="de-DE"/>
+        </w:rPr>
+      </w:pPr>
+    </w:p>
+    <w:p>
+      <w:pPr>
+        <w:spacing w:after="0" w:line="240" w:lineRule="auto"/>
+        <w:rPr>
+          <w:rFonts w:ascii="Times New Roman" w:eastAsia="Times New Roman" w:hAnsi="Times New Roman" w:cs="Times New Roman"/>
+          <w:sz w:val="44"/>
+          <w:szCs w:val="24"/>
+          <w:lang w:eastAsia="de-DE"/>
+        </w:rPr>
+      </w:pPr>
+    </w:p>
+    <w:p>
+      <w:pPr>
+        <w:spacing w:after="0" w:line="240" w:lineRule="auto"/>
+        <w:rPr>
+          <w:rFonts w:ascii="Times New Roman" w:eastAsia="Times New Roman" w:hAnsi="Times New Roman" w:cs="Times New Roman"/>
+          <w:sz w:val="44"/>
+          <w:szCs w:val="24"/>
+          <w:lang w:eastAsia="de-DE"/>
+        </w:rPr>
+      </w:pPr>
+    </w:p>
+    <w:p>
+      <w:pPr>
+        <w:spacing w:after="0" w:line="240" w:lineRule="auto"/>
+        <w:rPr>
+          <w:rFonts w:ascii="Times New Roman" w:eastAsia="Times New Roman" w:hAnsi="Times New Roman" w:cs="Times New Roman"/>
+          <w:sz w:val="44"/>
+          <w:szCs w:val="24"/>
+          <w:lang w:eastAsia="de-DE"/>
+        </w:rPr>
+      </w:pPr>
+    </w:p>
+    <w:p>
+      <w:pPr>
+        <w:spacing w:after="0" w:line="240" w:lineRule="auto"/>
+        <w:rPr>
+          <w:rFonts w:ascii="Times New Roman" w:eastAsia="Times New Roman" w:hAnsi="Times New Roman" w:cs="Times New Roman"/>
+          <w:sz w:val="44"/>
+          <w:szCs w:val="24"/>
+          <w:lang w:eastAsia="de-DE"/>
+        </w:rPr>
+      </w:pPr>
+    </w:p>
+    <w:p>
+      <w:pPr>
+        <w:spacing w:after="0" w:line="240" w:lineRule="auto"/>
+        <w:rPr>
+          <w:rFonts w:ascii="Times New Roman" w:eastAsia="Times New Roman" w:hAnsi="Times New Roman" w:cs="Times New Roman"/>
+          <w:sz w:val="44"/>
+          <w:szCs w:val="24"/>
+          <w:lang w:eastAsia="de-DE"/>
+        </w:rPr>
+      </w:pPr>
+    </w:p>
+    <w:p>
+      <w:pPr>
+        <w:spacing w:after="0" w:line="240" w:lineRule="auto"/>
+        <w:rPr>
+          <w:rFonts w:ascii="Times New Roman" w:eastAsia="Times New Roman" w:hAnsi="Times New Roman" w:cs="Times New Roman"/>
+          <w:sz w:val="44"/>
+          <w:szCs w:val="24"/>
+          <w:lang w:eastAsia="de-DE"/>
+        </w:rPr>
+      </w:pPr>
+    </w:p>
+    <w:p>
+      <w:pPr>
+        <w:spacing w:after="0" w:line="240" w:lineRule="auto"/>
+        <w:rPr>
+          <w:rFonts w:ascii="Times New Roman" w:eastAsia="Times New Roman" w:hAnsi="Times New Roman" w:cs="Times New Roman"/>
+          <w:sz w:val="44"/>
+          <w:szCs w:val="24"/>
+          <w:lang w:eastAsia="de-DE"/>
+        </w:rPr>
+      </w:pPr>
+    </w:p>
+    <w:p>
+      <w:pPr>
+        <w:spacing w:after="0" w:line="240" w:lineRule="auto"/>
+        <w:rPr>
+          <w:rFonts w:ascii="Times New Roman" w:eastAsia="Times New Roman" w:hAnsi="Times New Roman" w:cs="Times New Roman"/>
+          <w:sz w:val="44"/>
+          <w:szCs w:val="24"/>
+          <w:lang w:eastAsia="de-DE"/>
+        </w:rPr>
+      </w:pPr>
+    </w:p>
+    <w:p>
+      <w:pPr>
+        <w:spacing w:after="0" w:line="240" w:lineRule="auto"/>
+        <w:rPr>
+          <w:rFonts w:ascii="Times New Roman" w:eastAsia="Times New Roman" w:hAnsi="Times New Roman" w:cs="Times New Roman"/>
+          <w:sz w:val="44"/>
+          <w:szCs w:val="24"/>
+          <w:lang w:eastAsia="de-DE"/>
+        </w:rPr>
+      </w:pPr>
+    </w:p>
+    <w:p>
+      <w:pPr>
+        <w:pStyle w:val="Listenabsatz"/>
+        <w:numPr>
+          <w:ilvl w:val="0"/>
+          <w:numId w:val="1"/>
+        </w:numPr>
+        <w:spacing w:after="0" w:line="240" w:lineRule="auto"/>
+        <w:rPr>
+          <w:rFonts w:ascii="Times New Roman" w:eastAsia="Times New Roman" w:hAnsi="Times New Roman" w:cs="Times New Roman"/>
+          <w:sz w:val="44"/>
+          <w:szCs w:val="24"/>
+          <w:lang w:eastAsia="de-DE"/>
+        </w:rPr>
+      </w:pPr>
+      <w:r>
+        <w:rPr>
+          <w:rFonts w:ascii="Times New Roman" w:eastAsia="Times New Roman" w:hAnsi="Times New Roman" w:cs="Times New Roman"/>
+          <w:sz w:val="44"/>
+          <w:szCs w:val="24"/>
+          <w:lang w:eastAsia="de-DE"/>
+        </w:rPr>
+        <w:lastRenderedPageBreak/>
+        <w:t xml:space="preserve">Fünf lila </w:t>
       </w:r>
       <w:r>
         <w:rPr>
           <w:rFonts w:ascii="Times New Roman" w:eastAsia="Times New Roman" w:hAnsi="Times New Roman" w:cs="Times New Roman"/>
-          <w:sz w:val="24"/>
-          <w:szCs w:val="24"/>
-          <w:lang w:eastAsia="de-DE"/>
-        </w:rPr>
-        <w:t xml:space="preserve">  Drücken</w:t>
-      </w:r>
-      <w:proofErr w:type="gramEnd"/>
-      <w:r>
-        <w:rPr>
-          <w:rFonts w:ascii="Times New Roman" w:eastAsia="Times New Roman" w:hAnsi="Times New Roman" w:cs="Times New Roman"/>
-          <w:sz w:val="24"/>
-          <w:szCs w:val="24"/>
-          <w:lang w:eastAsia="de-DE"/>
-        </w:rPr>
-        <w:t xml:space="preserve"> Sie eine blaue Anzeige neben einer roten Anzeige, um Lila zu aktivieren </w:t>
-      </w:r>
-    </w:p>
-    <w:p>
-      <w:pPr>
-        <w:spacing w:after="0" w:line="240" w:lineRule="auto"/>
-        <w:rPr>
-          <w:rFonts w:ascii="Times New Roman" w:eastAsia="Times New Roman" w:hAnsi="Times New Roman" w:cs="Times New Roman"/>
-          <w:sz w:val="24"/>
-          <w:szCs w:val="24"/>
-          <w:lang w:eastAsia="de-DE"/>
-        </w:rPr>
-      </w:pPr>
-      <w:proofErr w:type="gramStart"/>
-      <w:r>
-        <w:rPr>
-          <w:rFonts w:ascii="Times New Roman" w:eastAsia="Times New Roman" w:hAnsi="Symbol" w:cs="Times New Roman"/>
-          <w:sz w:val="24"/>
-          <w:szCs w:val="24"/>
-          <w:lang w:eastAsia="de-DE"/>
-        </w:rPr>
-        <w:t></w:t>
+          <w:sz w:val="44"/>
+          <w:szCs w:val="24"/>
+          <w:lang w:eastAsia="de-DE"/>
+        </w:rPr>
+        <w:t>Steine sind erforderlich, um den sechsten zu aktivieren.</w:t>
       </w:r>
       <w:r>
         <w:rPr>
           <w:rFonts w:ascii="Times New Roman" w:eastAsia="Times New Roman" w:hAnsi="Times New Roman" w:cs="Times New Roman"/>
-          <w:sz w:val="24"/>
-          <w:szCs w:val="24"/>
-          <w:lang w:eastAsia="de-DE"/>
-        </w:rPr>
-        <w:t xml:space="preserve">  Fünf</w:t>
+          <w:sz w:val="44"/>
+          <w:szCs w:val="24"/>
+          <w:lang w:eastAsia="de-DE"/>
+        </w:rPr>
+        <w:t xml:space="preserve"> </w:t>
       </w:r>
-      <w:proofErr w:type="gramEnd"/>
+    </w:p>
+    <w:p>
+      <w:pPr>
+        <w:spacing w:after="0" w:line="240" w:lineRule="auto"/>
+        <w:rPr>
+          <w:rFonts w:ascii="Times New Roman" w:eastAsia="Times New Roman" w:hAnsi="Times New Roman" w:cs="Times New Roman"/>
+          <w:sz w:val="44"/>
+          <w:szCs w:val="24"/>
+          <w:lang w:eastAsia="de-DE"/>
+        </w:rPr>
+      </w:pPr>
+    </w:p>
+    <w:p>
+      <w:pPr>
+        <w:spacing w:after="0" w:line="240" w:lineRule="auto"/>
+        <w:rPr>
+          <w:rFonts w:ascii="Times New Roman" w:eastAsia="Times New Roman" w:hAnsi="Times New Roman" w:cs="Times New Roman"/>
+          <w:sz w:val="44"/>
+          <w:szCs w:val="24"/>
+          <w:lang w:eastAsia="de-DE"/>
+        </w:rPr>
+      </w:pPr>
+    </w:p>
+    <w:p>
+      <w:pPr>
+        <w:spacing w:after="0" w:line="240" w:lineRule="auto"/>
+        <w:rPr>
+          <w:rFonts w:ascii="Times New Roman" w:eastAsia="Times New Roman" w:hAnsi="Times New Roman" w:cs="Times New Roman"/>
+          <w:sz w:val="44"/>
+          <w:szCs w:val="24"/>
+          <w:lang w:eastAsia="de-DE"/>
+        </w:rPr>
+      </w:pPr>
+    </w:p>
+    <w:p>
+      <w:pPr>
+        <w:spacing w:after="0" w:line="240" w:lineRule="auto"/>
+        <w:rPr>
+          <w:rFonts w:ascii="Times New Roman" w:eastAsia="Times New Roman" w:hAnsi="Times New Roman" w:cs="Times New Roman"/>
+          <w:sz w:val="44"/>
+          <w:szCs w:val="24"/>
+          <w:lang w:eastAsia="de-DE"/>
+        </w:rPr>
+      </w:pPr>
+    </w:p>
+    <w:p>
+      <w:pPr>
+        <w:spacing w:after="0" w:line="240" w:lineRule="auto"/>
+        <w:rPr>
+          <w:rFonts w:ascii="Times New Roman" w:eastAsia="Times New Roman" w:hAnsi="Times New Roman" w:cs="Times New Roman"/>
+          <w:sz w:val="44"/>
+          <w:szCs w:val="24"/>
+          <w:lang w:eastAsia="de-DE"/>
+        </w:rPr>
+      </w:pPr>
+    </w:p>
+    <w:p>
+      <w:pPr>
+        <w:spacing w:after="0" w:line="240" w:lineRule="auto"/>
+        <w:rPr>
+          <w:rFonts w:ascii="Times New Roman" w:eastAsia="Times New Roman" w:hAnsi="Times New Roman" w:cs="Times New Roman"/>
+          <w:sz w:val="44"/>
+          <w:szCs w:val="24"/>
+          <w:lang w:eastAsia="de-DE"/>
+        </w:rPr>
+      </w:pPr>
+    </w:p>
+    <w:p>
+      <w:pPr>
+        <w:spacing w:after="0" w:line="240" w:lineRule="auto"/>
+        <w:rPr>
+          <w:rFonts w:ascii="Times New Roman" w:eastAsia="Times New Roman" w:hAnsi="Times New Roman" w:cs="Times New Roman"/>
+          <w:sz w:val="44"/>
+          <w:szCs w:val="24"/>
+          <w:lang w:eastAsia="de-DE"/>
+        </w:rPr>
+      </w:pPr>
+    </w:p>
+    <w:p>
+      <w:pPr>
+        <w:spacing w:after="0" w:line="240" w:lineRule="auto"/>
+        <w:rPr>
+          <w:rFonts w:ascii="Times New Roman" w:eastAsia="Times New Roman" w:hAnsi="Times New Roman" w:cs="Times New Roman"/>
+          <w:sz w:val="44"/>
+          <w:szCs w:val="24"/>
+          <w:lang w:eastAsia="de-DE"/>
+        </w:rPr>
+      </w:pPr>
+    </w:p>
+    <w:p>
+      <w:pPr>
+        <w:spacing w:after="0" w:line="240" w:lineRule="auto"/>
+        <w:rPr>
+          <w:rFonts w:ascii="Times New Roman" w:eastAsia="Times New Roman" w:hAnsi="Times New Roman" w:cs="Times New Roman"/>
+          <w:sz w:val="44"/>
+          <w:szCs w:val="24"/>
+          <w:lang w:eastAsia="de-DE"/>
+        </w:rPr>
+      </w:pPr>
+    </w:p>
+    <w:p>
+      <w:pPr>
+        <w:spacing w:after="0" w:line="240" w:lineRule="auto"/>
+        <w:rPr>
+          <w:rFonts w:ascii="Times New Roman" w:eastAsia="Times New Roman" w:hAnsi="Times New Roman" w:cs="Times New Roman"/>
+          <w:sz w:val="44"/>
+          <w:szCs w:val="24"/>
+          <w:lang w:eastAsia="de-DE"/>
+        </w:rPr>
+      </w:pPr>
+    </w:p>
+    <w:p>
+      <w:pPr>
+        <w:spacing w:after="0" w:line="240" w:lineRule="auto"/>
+        <w:rPr>
+          <w:rFonts w:ascii="Times New Roman" w:eastAsia="Times New Roman" w:hAnsi="Times New Roman" w:cs="Times New Roman"/>
+          <w:sz w:val="44"/>
+          <w:szCs w:val="24"/>
+          <w:lang w:eastAsia="de-DE"/>
+        </w:rPr>
+      </w:pPr>
+    </w:p>
+    <w:p>
+      <w:pPr>
+        <w:spacing w:after="0" w:line="240" w:lineRule="auto"/>
+        <w:rPr>
+          <w:rFonts w:ascii="Times New Roman" w:eastAsia="Times New Roman" w:hAnsi="Times New Roman" w:cs="Times New Roman"/>
+          <w:sz w:val="44"/>
+          <w:szCs w:val="24"/>
+          <w:lang w:eastAsia="de-DE"/>
+        </w:rPr>
+      </w:pPr>
+    </w:p>
+    <w:p>
+      <w:pPr>
+        <w:spacing w:after="0" w:line="240" w:lineRule="auto"/>
+        <w:rPr>
+          <w:rFonts w:ascii="Times New Roman" w:eastAsia="Times New Roman" w:hAnsi="Times New Roman" w:cs="Times New Roman"/>
+          <w:sz w:val="44"/>
+          <w:szCs w:val="24"/>
+          <w:lang w:eastAsia="de-DE"/>
+        </w:rPr>
+      </w:pPr>
+    </w:p>
+    <w:p>
+      <w:pPr>
+        <w:spacing w:after="0" w:line="240" w:lineRule="auto"/>
+        <w:rPr>
+          <w:rFonts w:ascii="Times New Roman" w:eastAsia="Times New Roman" w:hAnsi="Times New Roman" w:cs="Times New Roman"/>
+          <w:sz w:val="44"/>
+          <w:szCs w:val="24"/>
+          <w:lang w:eastAsia="de-DE"/>
+        </w:rPr>
+      </w:pPr>
+    </w:p>
+    <w:p>
+      <w:pPr>
+        <w:spacing w:after="0" w:line="240" w:lineRule="auto"/>
+        <w:rPr>
+          <w:rFonts w:ascii="Times New Roman" w:eastAsia="Times New Roman" w:hAnsi="Times New Roman" w:cs="Times New Roman"/>
+          <w:sz w:val="44"/>
+          <w:szCs w:val="24"/>
+          <w:lang w:eastAsia="de-DE"/>
+        </w:rPr>
+      </w:pPr>
+    </w:p>
+    <w:p>
+      <w:pPr>
+        <w:spacing w:after="0" w:line="240" w:lineRule="auto"/>
+        <w:rPr>
+          <w:rFonts w:ascii="Times New Roman" w:eastAsia="Times New Roman" w:hAnsi="Times New Roman" w:cs="Times New Roman"/>
+          <w:sz w:val="44"/>
+          <w:szCs w:val="24"/>
+          <w:lang w:eastAsia="de-DE"/>
+        </w:rPr>
+      </w:pPr>
+    </w:p>
+    <w:p>
+      <w:pPr>
+        <w:spacing w:after="0" w:line="240" w:lineRule="auto"/>
+        <w:rPr>
+          <w:rFonts w:ascii="Times New Roman" w:eastAsia="Times New Roman" w:hAnsi="Times New Roman" w:cs="Times New Roman"/>
+          <w:sz w:val="44"/>
+          <w:szCs w:val="24"/>
+          <w:lang w:eastAsia="de-DE"/>
+        </w:rPr>
+      </w:pPr>
+    </w:p>
+    <w:p>
+      <w:pPr>
+        <w:spacing w:after="0" w:line="240" w:lineRule="auto"/>
+        <w:rPr>
+          <w:rFonts w:ascii="Times New Roman" w:eastAsia="Times New Roman" w:hAnsi="Times New Roman" w:cs="Times New Roman"/>
+          <w:sz w:val="44"/>
+          <w:szCs w:val="24"/>
+          <w:lang w:eastAsia="de-DE"/>
+        </w:rPr>
+      </w:pPr>
+    </w:p>
+    <w:p>
+      <w:pPr>
+        <w:spacing w:after="0" w:line="240" w:lineRule="auto"/>
+        <w:rPr>
+          <w:rFonts w:ascii="Times New Roman" w:eastAsia="Times New Roman" w:hAnsi="Times New Roman" w:cs="Times New Roman"/>
+          <w:sz w:val="44"/>
+          <w:szCs w:val="24"/>
+          <w:lang w:eastAsia="de-DE"/>
+        </w:rPr>
+      </w:pPr>
+    </w:p>
+    <w:p>
+      <w:pPr>
+        <w:spacing w:after="0" w:line="240" w:lineRule="auto"/>
+        <w:rPr>
+          <w:rFonts w:ascii="Times New Roman" w:eastAsia="Times New Roman" w:hAnsi="Times New Roman" w:cs="Times New Roman"/>
+          <w:sz w:val="44"/>
+          <w:szCs w:val="24"/>
+          <w:lang w:eastAsia="de-DE"/>
+        </w:rPr>
+      </w:pPr>
+    </w:p>
+    <w:p>
+      <w:pPr>
+        <w:spacing w:after="0" w:line="240" w:lineRule="auto"/>
+        <w:rPr>
+          <w:rFonts w:ascii="Times New Roman" w:eastAsia="Times New Roman" w:hAnsi="Times New Roman" w:cs="Times New Roman"/>
+          <w:sz w:val="44"/>
+          <w:szCs w:val="24"/>
+          <w:lang w:eastAsia="de-DE"/>
+        </w:rPr>
+      </w:pPr>
+    </w:p>
+    <w:p>
+      <w:pPr>
+        <w:spacing w:after="0" w:line="240" w:lineRule="auto"/>
+        <w:rPr>
+          <w:rFonts w:ascii="Times New Roman" w:eastAsia="Times New Roman" w:hAnsi="Times New Roman" w:cs="Times New Roman"/>
+          <w:sz w:val="44"/>
+          <w:szCs w:val="24"/>
+          <w:lang w:eastAsia="de-DE"/>
+        </w:rPr>
+      </w:pPr>
+    </w:p>
+    <w:p>
+      <w:pPr>
+        <w:spacing w:after="0" w:line="240" w:lineRule="auto"/>
+        <w:rPr>
+          <w:rFonts w:ascii="Times New Roman" w:eastAsia="Times New Roman" w:hAnsi="Times New Roman" w:cs="Times New Roman"/>
+          <w:sz w:val="44"/>
+          <w:szCs w:val="24"/>
+          <w:lang w:eastAsia="de-DE"/>
+        </w:rPr>
+      </w:pPr>
+    </w:p>
+    <w:p>
+      <w:pPr>
+        <w:spacing w:after="0" w:line="240" w:lineRule="auto"/>
+        <w:rPr>
+          <w:rFonts w:ascii="Times New Roman" w:eastAsia="Times New Roman" w:hAnsi="Times New Roman" w:cs="Times New Roman"/>
+          <w:sz w:val="44"/>
+          <w:szCs w:val="24"/>
+          <w:lang w:eastAsia="de-DE"/>
+        </w:rPr>
+      </w:pPr>
+    </w:p>
+    <w:p>
+      <w:pPr>
+        <w:spacing w:after="0" w:line="240" w:lineRule="auto"/>
+        <w:rPr>
+          <w:rFonts w:ascii="Times New Roman" w:eastAsia="Times New Roman" w:hAnsi="Times New Roman" w:cs="Times New Roman"/>
+          <w:sz w:val="44"/>
+          <w:szCs w:val="24"/>
+          <w:lang w:eastAsia="de-DE"/>
+        </w:rPr>
+      </w:pPr>
+    </w:p>
+    <w:p>
+      <w:pPr>
+        <w:spacing w:after="0" w:line="240" w:lineRule="auto"/>
+        <w:rPr>
+          <w:rFonts w:ascii="Times New Roman" w:eastAsia="Times New Roman" w:hAnsi="Times New Roman" w:cs="Times New Roman"/>
+          <w:sz w:val="44"/>
+          <w:szCs w:val="24"/>
+          <w:lang w:eastAsia="de-DE"/>
+        </w:rPr>
+      </w:pPr>
+    </w:p>
+    <w:p>
+      <w:pPr>
+        <w:pStyle w:val="Listenabsatz"/>
+        <w:numPr>
+          <w:ilvl w:val="0"/>
+          <w:numId w:val="1"/>
+        </w:numPr>
+        <w:spacing w:after="0" w:line="240" w:lineRule="auto"/>
+        <w:rPr>
+          <w:rFonts w:ascii="Times New Roman" w:eastAsia="Times New Roman" w:hAnsi="Times New Roman" w:cs="Times New Roman"/>
+          <w:sz w:val="44"/>
+          <w:szCs w:val="24"/>
+          <w:lang w:eastAsia="de-DE"/>
+        </w:rPr>
+      </w:pPr>
       <w:r>
         <w:rPr>
           <w:rFonts w:ascii="Times New Roman" w:eastAsia="Times New Roman" w:hAnsi="Times New Roman" w:cs="Times New Roman"/>
-          <w:sz w:val="24"/>
-          <w:szCs w:val="24"/>
-          <w:lang w:eastAsia="de-DE"/>
-        </w:rPr>
-        <w:t xml:space="preserve"> lila Indikatoren sind erforderlich, um die sechste zu aktivieren. </w:t>
-      </w:r>
-    </w:p>
-    <w:p>
-      <w:pPr>
-        <w:spacing w:after="0" w:line="240" w:lineRule="auto"/>
-        <w:rPr>
-          <w:rFonts w:ascii="Times New Roman" w:eastAsia="Times New Roman" w:hAnsi="Times New Roman" w:cs="Times New Roman"/>
-          <w:sz w:val="24"/>
-          <w:szCs w:val="24"/>
-          <w:lang w:eastAsia="de-DE"/>
-        </w:rPr>
-      </w:pPr>
-      <w:proofErr w:type="gramStart"/>
-      <w:r>
-        <w:rPr>
-          <w:rFonts w:ascii="Times New Roman" w:eastAsia="Times New Roman" w:hAnsi="Symbol" w:cs="Times New Roman"/>
-          <w:sz w:val="24"/>
-          <w:szCs w:val="24"/>
-          <w:lang w:eastAsia="de-DE"/>
-        </w:rPr>
-        <w:t></w:t>
+          <w:sz w:val="44"/>
+          <w:szCs w:val="24"/>
+          <w:lang w:eastAsia="de-DE"/>
+        </w:rPr>
+        <w:lastRenderedPageBreak/>
+        <w:t>Der weiße Stein ist nur verfügbar, wenn alle sechs Steine lila sind.</w:t>
       </w:r>
       <w:r>
         <w:rPr>
           <w:rFonts w:ascii="Times New Roman" w:eastAsia="Times New Roman" w:hAnsi="Times New Roman" w:cs="Times New Roman"/>
-          <w:sz w:val="24"/>
-          <w:szCs w:val="24"/>
-          <w:lang w:eastAsia="de-DE"/>
-        </w:rPr>
-        <w:t xml:space="preserve">  Die</w:t>
+          <w:sz w:val="44"/>
+          <w:szCs w:val="24"/>
+          <w:lang w:eastAsia="de-DE"/>
+        </w:rPr>
+        <w:t xml:space="preserve"> </w:t>
       </w:r>
-      <w:proofErr w:type="gramEnd"/>
+    </w:p>
+    <w:p>
+      <w:pPr>
+        <w:spacing w:after="0" w:line="240" w:lineRule="auto"/>
+        <w:rPr>
+          <w:rFonts w:ascii="Times New Roman" w:eastAsia="Times New Roman" w:hAnsi="Times New Roman" w:cs="Times New Roman"/>
+          <w:sz w:val="44"/>
+          <w:szCs w:val="24"/>
+          <w:lang w:eastAsia="de-DE"/>
+        </w:rPr>
+      </w:pPr>
+    </w:p>
+    <w:p>
+      <w:pPr>
+        <w:spacing w:after="0" w:line="240" w:lineRule="auto"/>
+        <w:rPr>
+          <w:rFonts w:ascii="Times New Roman" w:eastAsia="Times New Roman" w:hAnsi="Times New Roman" w:cs="Times New Roman"/>
+          <w:sz w:val="44"/>
+          <w:szCs w:val="24"/>
+          <w:lang w:eastAsia="de-DE"/>
+        </w:rPr>
+      </w:pPr>
+    </w:p>
+    <w:p>
+      <w:pPr>
+        <w:spacing w:after="0" w:line="240" w:lineRule="auto"/>
+        <w:rPr>
+          <w:rFonts w:ascii="Times New Roman" w:eastAsia="Times New Roman" w:hAnsi="Times New Roman" w:cs="Times New Roman"/>
+          <w:sz w:val="44"/>
+          <w:szCs w:val="24"/>
+          <w:lang w:eastAsia="de-DE"/>
+        </w:rPr>
+      </w:pPr>
+    </w:p>
+    <w:p>
+      <w:pPr>
+        <w:spacing w:after="0" w:line="240" w:lineRule="auto"/>
+        <w:rPr>
+          <w:rFonts w:ascii="Times New Roman" w:eastAsia="Times New Roman" w:hAnsi="Times New Roman" w:cs="Times New Roman"/>
+          <w:sz w:val="44"/>
+          <w:szCs w:val="24"/>
+          <w:lang w:eastAsia="de-DE"/>
+        </w:rPr>
+      </w:pPr>
+    </w:p>
+    <w:p>
+      <w:pPr>
+        <w:spacing w:after="0" w:line="240" w:lineRule="auto"/>
+        <w:rPr>
+          <w:rFonts w:ascii="Times New Roman" w:eastAsia="Times New Roman" w:hAnsi="Times New Roman" w:cs="Times New Roman"/>
+          <w:sz w:val="44"/>
+          <w:szCs w:val="24"/>
+          <w:lang w:eastAsia="de-DE"/>
+        </w:rPr>
+      </w:pPr>
+    </w:p>
+    <w:p>
+      <w:pPr>
+        <w:spacing w:after="0" w:line="240" w:lineRule="auto"/>
+        <w:rPr>
+          <w:rFonts w:ascii="Times New Roman" w:eastAsia="Times New Roman" w:hAnsi="Times New Roman" w:cs="Times New Roman"/>
+          <w:sz w:val="44"/>
+          <w:szCs w:val="24"/>
+          <w:lang w:eastAsia="de-DE"/>
+        </w:rPr>
+      </w:pPr>
+    </w:p>
+    <w:p>
+      <w:pPr>
+        <w:spacing w:after="0" w:line="240" w:lineRule="auto"/>
+        <w:rPr>
+          <w:rFonts w:ascii="Times New Roman" w:eastAsia="Times New Roman" w:hAnsi="Times New Roman" w:cs="Times New Roman"/>
+          <w:sz w:val="44"/>
+          <w:szCs w:val="24"/>
+          <w:lang w:eastAsia="de-DE"/>
+        </w:rPr>
+      </w:pPr>
+    </w:p>
+    <w:p>
+      <w:pPr>
+        <w:spacing w:after="0" w:line="240" w:lineRule="auto"/>
+        <w:rPr>
+          <w:rFonts w:ascii="Times New Roman" w:eastAsia="Times New Roman" w:hAnsi="Times New Roman" w:cs="Times New Roman"/>
+          <w:sz w:val="44"/>
+          <w:szCs w:val="24"/>
+          <w:lang w:eastAsia="de-DE"/>
+        </w:rPr>
+      </w:pPr>
+    </w:p>
+    <w:p>
+      <w:pPr>
+        <w:spacing w:after="0" w:line="240" w:lineRule="auto"/>
+        <w:rPr>
+          <w:rFonts w:ascii="Times New Roman" w:eastAsia="Times New Roman" w:hAnsi="Times New Roman" w:cs="Times New Roman"/>
+          <w:sz w:val="44"/>
+          <w:szCs w:val="24"/>
+          <w:lang w:eastAsia="de-DE"/>
+        </w:rPr>
+      </w:pPr>
+    </w:p>
+    <w:p>
+      <w:pPr>
+        <w:spacing w:after="0" w:line="240" w:lineRule="auto"/>
+        <w:rPr>
+          <w:rFonts w:ascii="Times New Roman" w:eastAsia="Times New Roman" w:hAnsi="Times New Roman" w:cs="Times New Roman"/>
+          <w:sz w:val="44"/>
+          <w:szCs w:val="24"/>
+          <w:lang w:eastAsia="de-DE"/>
+        </w:rPr>
+      </w:pPr>
+    </w:p>
+    <w:p>
+      <w:pPr>
+        <w:spacing w:after="0" w:line="240" w:lineRule="auto"/>
+        <w:rPr>
+          <w:rFonts w:ascii="Times New Roman" w:eastAsia="Times New Roman" w:hAnsi="Times New Roman" w:cs="Times New Roman"/>
+          <w:sz w:val="44"/>
+          <w:szCs w:val="24"/>
+          <w:lang w:eastAsia="de-DE"/>
+        </w:rPr>
+      </w:pPr>
+    </w:p>
+    <w:p>
+      <w:pPr>
+        <w:spacing w:after="0" w:line="240" w:lineRule="auto"/>
+        <w:rPr>
+          <w:rFonts w:ascii="Times New Roman" w:eastAsia="Times New Roman" w:hAnsi="Times New Roman" w:cs="Times New Roman"/>
+          <w:sz w:val="44"/>
+          <w:szCs w:val="24"/>
+          <w:lang w:eastAsia="de-DE"/>
+        </w:rPr>
+      </w:pPr>
+    </w:p>
+    <w:p>
+      <w:pPr>
+        <w:spacing w:after="0" w:line="240" w:lineRule="auto"/>
+        <w:rPr>
+          <w:rFonts w:ascii="Times New Roman" w:eastAsia="Times New Roman" w:hAnsi="Times New Roman" w:cs="Times New Roman"/>
+          <w:sz w:val="44"/>
+          <w:szCs w:val="24"/>
+          <w:lang w:eastAsia="de-DE"/>
+        </w:rPr>
+      </w:pPr>
+    </w:p>
+    <w:p>
+      <w:pPr>
+        <w:spacing w:after="0" w:line="240" w:lineRule="auto"/>
+        <w:rPr>
+          <w:rFonts w:ascii="Times New Roman" w:eastAsia="Times New Roman" w:hAnsi="Times New Roman" w:cs="Times New Roman"/>
+          <w:sz w:val="44"/>
+          <w:szCs w:val="24"/>
+          <w:lang w:eastAsia="de-DE"/>
+        </w:rPr>
+      </w:pPr>
+    </w:p>
+    <w:p>
+      <w:pPr>
+        <w:spacing w:after="0" w:line="240" w:lineRule="auto"/>
+        <w:rPr>
+          <w:rFonts w:ascii="Times New Roman" w:eastAsia="Times New Roman" w:hAnsi="Times New Roman" w:cs="Times New Roman"/>
+          <w:sz w:val="44"/>
+          <w:szCs w:val="24"/>
+          <w:lang w:eastAsia="de-DE"/>
+        </w:rPr>
+      </w:pPr>
+    </w:p>
+    <w:p>
+      <w:pPr>
+        <w:spacing w:after="0" w:line="240" w:lineRule="auto"/>
+        <w:rPr>
+          <w:rFonts w:ascii="Times New Roman" w:eastAsia="Times New Roman" w:hAnsi="Times New Roman" w:cs="Times New Roman"/>
+          <w:sz w:val="44"/>
+          <w:szCs w:val="24"/>
+          <w:lang w:eastAsia="de-DE"/>
+        </w:rPr>
+      </w:pPr>
+    </w:p>
+    <w:p>
+      <w:pPr>
+        <w:spacing w:after="0" w:line="240" w:lineRule="auto"/>
+        <w:rPr>
+          <w:rFonts w:ascii="Times New Roman" w:eastAsia="Times New Roman" w:hAnsi="Times New Roman" w:cs="Times New Roman"/>
+          <w:sz w:val="44"/>
+          <w:szCs w:val="24"/>
+          <w:lang w:eastAsia="de-DE"/>
+        </w:rPr>
+      </w:pPr>
+    </w:p>
+    <w:p>
+      <w:pPr>
+        <w:spacing w:after="0" w:line="240" w:lineRule="auto"/>
+        <w:rPr>
+          <w:rFonts w:ascii="Times New Roman" w:eastAsia="Times New Roman" w:hAnsi="Times New Roman" w:cs="Times New Roman"/>
+          <w:sz w:val="44"/>
+          <w:szCs w:val="24"/>
+          <w:lang w:eastAsia="de-DE"/>
+        </w:rPr>
+      </w:pPr>
+    </w:p>
+    <w:p>
+      <w:pPr>
+        <w:spacing w:after="0" w:line="240" w:lineRule="auto"/>
+        <w:rPr>
+          <w:rFonts w:ascii="Times New Roman" w:eastAsia="Times New Roman" w:hAnsi="Times New Roman" w:cs="Times New Roman"/>
+          <w:sz w:val="44"/>
+          <w:szCs w:val="24"/>
+          <w:lang w:eastAsia="de-DE"/>
+        </w:rPr>
+      </w:pPr>
+    </w:p>
+    <w:p>
+      <w:pPr>
+        <w:spacing w:after="0" w:line="240" w:lineRule="auto"/>
+        <w:rPr>
+          <w:rFonts w:ascii="Times New Roman" w:eastAsia="Times New Roman" w:hAnsi="Times New Roman" w:cs="Times New Roman"/>
+          <w:sz w:val="44"/>
+          <w:szCs w:val="24"/>
+          <w:lang w:eastAsia="de-DE"/>
+        </w:rPr>
+      </w:pPr>
+    </w:p>
+    <w:p>
+      <w:pPr>
+        <w:spacing w:after="0" w:line="240" w:lineRule="auto"/>
+        <w:rPr>
+          <w:rFonts w:ascii="Times New Roman" w:eastAsia="Times New Roman" w:hAnsi="Times New Roman" w:cs="Times New Roman"/>
+          <w:sz w:val="44"/>
+          <w:szCs w:val="24"/>
+          <w:lang w:eastAsia="de-DE"/>
+        </w:rPr>
+      </w:pPr>
+    </w:p>
+    <w:p>
+      <w:pPr>
+        <w:spacing w:after="0" w:line="240" w:lineRule="auto"/>
+        <w:rPr>
+          <w:rFonts w:ascii="Times New Roman" w:eastAsia="Times New Roman" w:hAnsi="Times New Roman" w:cs="Times New Roman"/>
+          <w:sz w:val="44"/>
+          <w:szCs w:val="24"/>
+          <w:lang w:eastAsia="de-DE"/>
+        </w:rPr>
+      </w:pPr>
+    </w:p>
+    <w:p>
+      <w:pPr>
+        <w:spacing w:after="0" w:line="240" w:lineRule="auto"/>
+        <w:rPr>
+          <w:rFonts w:ascii="Times New Roman" w:eastAsia="Times New Roman" w:hAnsi="Times New Roman" w:cs="Times New Roman"/>
+          <w:sz w:val="44"/>
+          <w:szCs w:val="24"/>
+          <w:lang w:eastAsia="de-DE"/>
+        </w:rPr>
+      </w:pPr>
+    </w:p>
+    <w:p>
+      <w:pPr>
+        <w:spacing w:after="0" w:line="240" w:lineRule="auto"/>
+        <w:rPr>
+          <w:rFonts w:ascii="Times New Roman" w:eastAsia="Times New Roman" w:hAnsi="Times New Roman" w:cs="Times New Roman"/>
+          <w:sz w:val="44"/>
+          <w:szCs w:val="24"/>
+          <w:lang w:eastAsia="de-DE"/>
+        </w:rPr>
+      </w:pPr>
+    </w:p>
+    <w:p>
+      <w:pPr>
+        <w:pStyle w:val="Listenabsatz"/>
+        <w:numPr>
+          <w:ilvl w:val="0"/>
+          <w:numId w:val="1"/>
+        </w:numPr>
+        <w:spacing w:after="0" w:line="240" w:lineRule="auto"/>
+        <w:rPr>
+          <w:rFonts w:ascii="Times New Roman" w:eastAsia="Times New Roman" w:hAnsi="Times New Roman" w:cs="Times New Roman"/>
+          <w:sz w:val="44"/>
+          <w:szCs w:val="24"/>
+          <w:lang w:eastAsia="de-DE"/>
+        </w:rPr>
+      </w:pPr>
       <w:r>
         <w:rPr>
           <w:rFonts w:ascii="Times New Roman" w:eastAsia="Times New Roman" w:hAnsi="Times New Roman" w:cs="Times New Roman"/>
-          <w:sz w:val="24"/>
-          <w:szCs w:val="24"/>
-          <w:lang w:eastAsia="de-DE"/>
-        </w:rPr>
-        <w:t xml:space="preserve"> weiße Anzeige ist nur verfügbar, wenn alle Indikatoren zuerst lila geworden sind. </w:t>
+          <w:sz w:val="44"/>
+          <w:szCs w:val="24"/>
+          <w:lang w:eastAsia="de-DE"/>
+        </w:rPr>
+        <w:lastRenderedPageBreak/>
+        <w:t>Wenn fünf der sechs Steine die gleiche Farbe haben, wird der sechste Stein immer mit den anderen fünf synchronisiert.</w:t>
       </w:r>
     </w:p>
     <w:p>
       <w:pPr>
-        <w:spacing w:after="0" w:line="240" w:lineRule="auto"/>
-        <w:rPr>
-          <w:rFonts w:ascii="Times New Roman" w:eastAsia="Times New Roman" w:hAnsi="Times New Roman" w:cs="Times New Roman"/>
-          <w:sz w:val="24"/>
-          <w:szCs w:val="24"/>
-          <w:lang w:eastAsia="de-DE"/>
-        </w:rPr>
-      </w:pPr>
-      <w:proofErr w:type="gramStart"/>
+        <w:rPr>
+          <w:rFonts w:ascii="Times New Roman" w:eastAsia="Times New Roman" w:hAnsi="Times New Roman" w:cs="Times New Roman"/>
+          <w:color w:val="000000" w:themeColor="text1"/>
+          <w:sz w:val="44"/>
+          <w:szCs w:val="24"/>
+          <w:lang w:eastAsia="de-DE"/>
+        </w:rPr>
+      </w:pPr>
+    </w:p>
+    <w:p>
+      <w:pPr>
+        <w:rPr>
+          <w:rFonts w:ascii="Times New Roman" w:eastAsia="Times New Roman" w:hAnsi="Times New Roman" w:cs="Times New Roman"/>
+          <w:color w:val="000000" w:themeColor="text1"/>
+          <w:sz w:val="44"/>
+          <w:szCs w:val="24"/>
+          <w:lang w:eastAsia="de-DE"/>
+        </w:rPr>
+      </w:pPr>
+    </w:p>
+    <w:p>
+      <w:pPr>
+        <w:rPr>
+          <w:rFonts w:ascii="Times New Roman" w:eastAsia="Times New Roman" w:hAnsi="Times New Roman" w:cs="Times New Roman"/>
+          <w:color w:val="000000" w:themeColor="text1"/>
+          <w:sz w:val="44"/>
+          <w:szCs w:val="24"/>
+          <w:lang w:eastAsia="de-DE"/>
+        </w:rPr>
+      </w:pPr>
+    </w:p>
+    <w:p>
+      <w:pPr>
+        <w:rPr>
+          <w:rFonts w:ascii="Times New Roman" w:eastAsia="Times New Roman" w:hAnsi="Times New Roman" w:cs="Times New Roman"/>
+          <w:color w:val="000000" w:themeColor="text1"/>
+          <w:sz w:val="44"/>
+          <w:szCs w:val="24"/>
+          <w:lang w:eastAsia="de-DE"/>
+        </w:rPr>
+      </w:pPr>
+    </w:p>
+    <w:p>
+      <w:pPr>
+        <w:rPr>
+          <w:rFonts w:ascii="Times New Roman" w:eastAsia="Times New Roman" w:hAnsi="Times New Roman" w:cs="Times New Roman"/>
+          <w:color w:val="000000" w:themeColor="text1"/>
+          <w:sz w:val="44"/>
+          <w:szCs w:val="24"/>
+          <w:lang w:eastAsia="de-DE"/>
+        </w:rPr>
+      </w:pPr>
+    </w:p>
+    <w:p>
+      <w:pPr>
+        <w:rPr>
+          <w:rFonts w:ascii="Times New Roman" w:eastAsia="Times New Roman" w:hAnsi="Times New Roman" w:cs="Times New Roman"/>
+          <w:color w:val="000000" w:themeColor="text1"/>
+          <w:sz w:val="44"/>
+          <w:szCs w:val="24"/>
+          <w:lang w:eastAsia="de-DE"/>
+        </w:rPr>
+      </w:pPr>
+    </w:p>
+    <w:p>
+      <w:pPr>
+        <w:rPr>
+          <w:rFonts w:ascii="Times New Roman" w:eastAsia="Times New Roman" w:hAnsi="Times New Roman" w:cs="Times New Roman"/>
+          <w:color w:val="000000" w:themeColor="text1"/>
+          <w:sz w:val="44"/>
+          <w:szCs w:val="24"/>
+          <w:lang w:eastAsia="de-DE"/>
+        </w:rPr>
+      </w:pPr>
+    </w:p>
+    <w:p>
+      <w:pPr>
+        <w:rPr>
+          <w:rFonts w:ascii="Times New Roman" w:eastAsia="Times New Roman" w:hAnsi="Times New Roman" w:cs="Times New Roman"/>
+          <w:color w:val="000000" w:themeColor="text1"/>
+          <w:sz w:val="44"/>
+          <w:szCs w:val="24"/>
+          <w:lang w:eastAsia="de-DE"/>
+        </w:rPr>
+      </w:pPr>
+    </w:p>
+    <w:p>
+      <w:pPr>
+        <w:rPr>
+          <w:rFonts w:ascii="Times New Roman" w:eastAsia="Times New Roman" w:hAnsi="Times New Roman" w:cs="Times New Roman"/>
+          <w:color w:val="000000" w:themeColor="text1"/>
+          <w:sz w:val="44"/>
+          <w:szCs w:val="24"/>
+          <w:lang w:eastAsia="de-DE"/>
+        </w:rPr>
+      </w:pPr>
+    </w:p>
+    <w:p>
+      <w:pPr>
+        <w:rPr>
+          <w:rFonts w:ascii="Times New Roman" w:eastAsia="Times New Roman" w:hAnsi="Times New Roman" w:cs="Times New Roman"/>
+          <w:color w:val="000000" w:themeColor="text1"/>
+          <w:sz w:val="44"/>
+          <w:szCs w:val="24"/>
+          <w:lang w:eastAsia="de-DE"/>
+        </w:rPr>
+      </w:pPr>
+    </w:p>
+    <w:p>
+      <w:pPr>
+        <w:rPr>
+          <w:rFonts w:ascii="Times New Roman" w:eastAsia="Times New Roman" w:hAnsi="Times New Roman" w:cs="Times New Roman"/>
+          <w:color w:val="000000" w:themeColor="text1"/>
+          <w:sz w:val="44"/>
+          <w:szCs w:val="24"/>
+          <w:lang w:eastAsia="de-DE"/>
+        </w:rPr>
+      </w:pPr>
+    </w:p>
+    <w:p>
+      <w:pPr>
+        <w:rPr>
+          <w:rFonts w:ascii="Times New Roman" w:eastAsia="Times New Roman" w:hAnsi="Times New Roman" w:cs="Times New Roman"/>
+          <w:color w:val="000000" w:themeColor="text1"/>
+          <w:sz w:val="44"/>
+          <w:szCs w:val="24"/>
+          <w:lang w:eastAsia="de-DE"/>
+        </w:rPr>
+      </w:pPr>
+    </w:p>
+    <w:p>
+      <w:pPr>
+        <w:rPr>
+          <w:rFonts w:ascii="Times New Roman" w:eastAsia="Times New Roman" w:hAnsi="Times New Roman" w:cs="Times New Roman"/>
+          <w:color w:val="000000" w:themeColor="text1"/>
+          <w:sz w:val="44"/>
+          <w:szCs w:val="24"/>
+          <w:lang w:eastAsia="de-DE"/>
+        </w:rPr>
+      </w:pPr>
+    </w:p>
+    <w:p>
+      <w:pPr>
+        <w:rPr>
+          <w:rFonts w:ascii="Times New Roman" w:eastAsia="Times New Roman" w:hAnsi="Times New Roman" w:cs="Times New Roman"/>
+          <w:color w:val="000000" w:themeColor="text1"/>
+          <w:sz w:val="44"/>
+          <w:szCs w:val="24"/>
+          <w:lang w:eastAsia="de-DE"/>
+        </w:rPr>
+      </w:pPr>
+    </w:p>
+    <w:p>
+      <w:pPr>
+        <w:rPr>
+          <w:rFonts w:ascii="Times New Roman" w:eastAsia="Times New Roman" w:hAnsi="Times New Roman" w:cs="Times New Roman"/>
+          <w:color w:val="000000" w:themeColor="text1"/>
+          <w:sz w:val="44"/>
+          <w:szCs w:val="24"/>
+          <w:lang w:eastAsia="de-DE"/>
+        </w:rPr>
+      </w:pPr>
+    </w:p>
+    <w:p>
+      <w:pPr>
+        <w:rPr>
+          <w:rFonts w:ascii="Times New Roman" w:eastAsia="Times New Roman" w:hAnsi="Times New Roman" w:cs="Times New Roman"/>
+          <w:color w:val="000000" w:themeColor="text1"/>
+          <w:sz w:val="44"/>
+          <w:szCs w:val="24"/>
+          <w:lang w:eastAsia="de-DE"/>
+        </w:rPr>
+      </w:pPr>
+    </w:p>
+    <w:p>
+      <w:pPr>
+        <w:rPr>
+          <w:rFonts w:ascii="Times New Roman" w:eastAsia="Times New Roman" w:hAnsi="Times New Roman" w:cs="Times New Roman"/>
+          <w:color w:val="000000" w:themeColor="text1"/>
+          <w:sz w:val="44"/>
+          <w:szCs w:val="24"/>
+          <w:lang w:eastAsia="de-DE"/>
+        </w:rPr>
+      </w:pPr>
+    </w:p>
+    <w:p>
+      <w:pPr>
+        <w:rPr>
+          <w:rFonts w:ascii="Times New Roman" w:eastAsia="Times New Roman" w:hAnsi="Times New Roman" w:cs="Times New Roman"/>
+          <w:color w:val="000000" w:themeColor="text1"/>
+          <w:sz w:val="44"/>
+          <w:szCs w:val="24"/>
+          <w:lang w:eastAsia="de-DE"/>
+        </w:rPr>
+      </w:pPr>
+    </w:p>
+    <w:p>
+      <w:pPr>
+        <w:rPr>
+          <w:sz w:val="40"/>
+        </w:rPr>
+      </w:pPr>
       <w:r>
         <w:rPr>
-          <w:rFonts w:ascii="Times New Roman" w:eastAsia="Times New Roman" w:hAnsi="Symbol" w:cs="Times New Roman"/>
-          <w:sz w:val="24"/>
-          <w:szCs w:val="24"/>
-          <w:lang w:eastAsia="de-DE"/>
-        </w:rPr>
-        <w:t></w:t>
-      </w:r>
-      <w:r>
-        <w:rPr>
-          <w:rFonts w:ascii="Times New Roman" w:eastAsia="Times New Roman" w:hAnsi="Times New Roman" w:cs="Times New Roman"/>
-          <w:sz w:val="24"/>
-          <w:szCs w:val="24"/>
-          <w:lang w:eastAsia="de-DE"/>
-        </w:rPr>
-        <w:t xml:space="preserve">  Die</w:t>
-      </w:r>
-      <w:proofErr w:type="gramEnd"/>
-      <w:r>
-        <w:rPr>
-          <w:rFonts w:ascii="Times New Roman" w:eastAsia="Times New Roman" w:hAnsi="Times New Roman" w:cs="Times New Roman"/>
-          <w:sz w:val="24"/>
-          <w:szCs w:val="24"/>
-          <w:lang w:eastAsia="de-DE"/>
-        </w:rPr>
-        <w:t xml:space="preserve"> richtige Reihenfolge ist: off, blau, grün, weiß, rot, lila </w:t>
-      </w:r>
-    </w:p>
-    <w:p>
-      <w:pPr>
-        <w:spacing w:after="0" w:line="240" w:lineRule="auto"/>
-        <w:rPr>
-          <w:rFonts w:ascii="Times New Roman" w:eastAsia="Times New Roman" w:hAnsi="Times New Roman" w:cs="Times New Roman"/>
-          <w:sz w:val="24"/>
-          <w:szCs w:val="24"/>
-          <w:lang w:eastAsia="de-DE"/>
-        </w:rPr>
-      </w:pPr>
-      <w:proofErr w:type="gramStart"/>
-      <w:r>
-        <w:rPr>
-          <w:rFonts w:ascii="Times New Roman" w:eastAsia="Times New Roman" w:hAnsi="Symbol" w:cs="Times New Roman"/>
-          <w:sz w:val="24"/>
-          <w:szCs w:val="24"/>
-          <w:lang w:eastAsia="de-DE"/>
-        </w:rPr>
-        <w:t></w:t>
-      </w:r>
-      <w:r>
-        <w:rPr>
-          <w:rFonts w:ascii="Times New Roman" w:eastAsia="Times New Roman" w:hAnsi="Times New Roman" w:cs="Times New Roman"/>
-          <w:sz w:val="24"/>
-          <w:szCs w:val="24"/>
-          <w:lang w:eastAsia="de-DE"/>
-        </w:rPr>
-        <w:t xml:space="preserve">  Wenn</w:t>
-      </w:r>
-      <w:proofErr w:type="gramEnd"/>
-      <w:r>
-        <w:rPr>
-          <w:rFonts w:ascii="Times New Roman" w:eastAsia="Times New Roman" w:hAnsi="Times New Roman" w:cs="Times New Roman"/>
-          <w:sz w:val="24"/>
-          <w:szCs w:val="24"/>
-          <w:lang w:eastAsia="de-DE"/>
-        </w:rPr>
-        <w:t xml:space="preserve"> 5 der 6 Blinker alle die gleiche Farbe haben, wird das Drücken der 6. Anzeige immer mit der anderen 5 synchronisiert. </w:t>
-      </w:r>
-    </w:p>
-    <w:p>
-      <w:pPr>
-        <w:spacing w:after="0" w:line="240" w:lineRule="auto"/>
-        <w:rPr>
-          <w:rFonts w:ascii="Times New Roman" w:eastAsia="Times New Roman" w:hAnsi="Times New Roman" w:cs="Times New Roman"/>
-          <w:sz w:val="24"/>
-          <w:szCs w:val="24"/>
-          <w:lang w:eastAsia="de-DE"/>
-        </w:rPr>
-      </w:pPr>
-      <w:proofErr w:type="gramStart"/>
-      <w:r>
-        <w:rPr>
-          <w:rFonts w:ascii="Times New Roman" w:eastAsia="Times New Roman" w:hAnsi="Symbol" w:cs="Times New Roman"/>
-          <w:sz w:val="24"/>
-          <w:szCs w:val="24"/>
-          <w:lang w:eastAsia="de-DE"/>
-        </w:rPr>
-        <w:t></w:t>
-      </w:r>
-      <w:r>
-        <w:rPr>
-          <w:rFonts w:ascii="Times New Roman" w:eastAsia="Times New Roman" w:hAnsi="Times New Roman" w:cs="Times New Roman"/>
-          <w:sz w:val="24"/>
-          <w:szCs w:val="24"/>
-          <w:lang w:eastAsia="de-DE"/>
-        </w:rPr>
-        <w:t xml:space="preserve">  Wenn</w:t>
-      </w:r>
-      <w:proofErr w:type="gramEnd"/>
-      <w:r>
-        <w:rPr>
-          <w:rFonts w:ascii="Times New Roman" w:eastAsia="Times New Roman" w:hAnsi="Times New Roman" w:cs="Times New Roman"/>
-          <w:sz w:val="24"/>
-          <w:szCs w:val="24"/>
-          <w:lang w:eastAsia="de-DE"/>
-        </w:rPr>
-        <w:t xml:space="preserve"> alle 6 Lichter grün sind, führt das Drücken eines von ihnen zum Auftreten einer blauen Anzeige. </w:t>
-      </w:r>
-    </w:p>
-    <w:p>
-      <w:pPr>
-        <w:spacing w:after="0" w:line="240" w:lineRule="auto"/>
-        <w:rPr>
-          <w:rFonts w:ascii="Times New Roman" w:eastAsia="Times New Roman" w:hAnsi="Times New Roman" w:cs="Times New Roman"/>
-          <w:sz w:val="24"/>
-          <w:szCs w:val="24"/>
-          <w:lang w:eastAsia="de-DE"/>
-        </w:rPr>
-      </w:pPr>
-      <w:proofErr w:type="gramStart"/>
-      <w:r>
-        <w:rPr>
-          <w:rFonts w:ascii="Times New Roman" w:eastAsia="Times New Roman" w:hAnsi="Symbol" w:cs="Times New Roman"/>
-          <w:sz w:val="24"/>
-          <w:szCs w:val="24"/>
-          <w:lang w:eastAsia="de-DE"/>
-        </w:rPr>
-        <w:t></w:t>
-      </w:r>
-      <w:r>
-        <w:rPr>
-          <w:rFonts w:ascii="Times New Roman" w:eastAsia="Times New Roman" w:hAnsi="Times New Roman" w:cs="Times New Roman"/>
-          <w:sz w:val="24"/>
-          <w:szCs w:val="24"/>
-          <w:lang w:eastAsia="de-DE"/>
-        </w:rPr>
-        <w:t xml:space="preserve">  Wenn</w:t>
-      </w:r>
-      <w:proofErr w:type="gramEnd"/>
-      <w:r>
-        <w:rPr>
-          <w:rFonts w:ascii="Times New Roman" w:eastAsia="Times New Roman" w:hAnsi="Times New Roman" w:cs="Times New Roman"/>
-          <w:sz w:val="24"/>
-          <w:szCs w:val="24"/>
-          <w:lang w:eastAsia="de-DE"/>
-        </w:rPr>
-        <w:t xml:space="preserve"> alle 6 Lichter lila sind, führt das Drücken eines von ihnen zum Auftreten einer weißen Anzeige. </w:t>
-      </w:r>
-    </w:p>
-    <w:p>
-      <w:proofErr w:type="gramStart"/>
-      <w:r>
-        <w:rPr>
-          <w:rFonts w:ascii="Times New Roman" w:eastAsia="Times New Roman" w:hAnsi="Symbol" w:cs="Times New Roman"/>
-          <w:sz w:val="24"/>
-          <w:szCs w:val="24"/>
-          <w:lang w:eastAsia="de-DE"/>
-        </w:rPr>
-        <w:t></w:t>
-      </w:r>
-      <w:r>
-        <w:rPr>
-          <w:rFonts w:ascii="Times New Roman" w:eastAsia="Times New Roman" w:hAnsi="Times New Roman" w:cs="Times New Roman"/>
-          <w:sz w:val="24"/>
-          <w:szCs w:val="24"/>
-          <w:lang w:eastAsia="de-DE"/>
-        </w:rPr>
-        <w:t xml:space="preserve">  Wenn</w:t>
-      </w:r>
-      <w:proofErr w:type="gramEnd"/>
-      <w:r>
-        <w:rPr>
-          <w:rFonts w:ascii="Times New Roman" w:eastAsia="Times New Roman" w:hAnsi="Times New Roman" w:cs="Times New Roman"/>
-          <w:sz w:val="24"/>
-          <w:szCs w:val="24"/>
-          <w:lang w:eastAsia="de-DE"/>
-        </w:rPr>
-        <w:t xml:space="preserve"> Sie eine blaue Anzeige drücken, wird sie ausgeschaltet und die beiden Nachbarn auf Blau gestellt (es sei denn, einer dieser Nachbarn ist rot)</w:t>
+          <w:rFonts w:ascii="Times New Roman" w:eastAsia="Times New Roman" w:hAnsi="Times New Roman" w:cs="Times New Roman"/>
+          <w:sz w:val="44"/>
+          <w:szCs w:val="24"/>
+          <w:lang w:eastAsia="de-DE"/>
+        </w:rPr>
+        <w:lastRenderedPageBreak/>
+        <w:t>Die richtige Reihenfolge ist: schwarz, blau, grün, weiß, rot, lila.</w:t>
       </w:r>
       <w:bookmarkStart w:id="0" w:name="_GoBack"/>
       <w:bookmarkEnd w:id="0"/>
@@ -363,6 +1709,126 @@
     </w:sectPr>
   </w:body>
 </w:document>
+</file>
+
+<file path=word/numbering.xml><?xml version="1.0" encoding="utf-8"?>
+<w:numbering xmlns:wpc="http://schemas.microsoft.com/office/word/2010/wordprocessingCanvas" xmlns:cx="http://schemas.microsoft.com/office/drawing/2014/chartex" xmlns:cx1="http://schemas.microsoft.com/office/drawing/2015/9/8/chartex" xmlns:mc="http://schemas.openxmlformats.org/markup-compatibility/2006" xmlns:o="urn:schemas-microsoft-com:office:office" xmlns:r="http://schemas.openxmlformats.org/officeDocument/2006/relationships" xmlns:m="http://schemas.openxmlformats.org/officeDocument/2006/math" xmlns:v="urn:schemas-microsoft-com:vml" xmlns:wp14="http://schemas.microsoft.com/office/word/2010/wordprocessingDrawing" xmlns:wp="http://schemas.openxmlformats.org/drawingml/2006/wordprocessingDrawing" xmlns:w10="urn:schemas-microsoft-com:office:word" xmlns:w="http://schemas.openxmlformats.org/wordprocessingml/2006/main" xmlns:w14="http://schemas.microsoft.com/office/word/2010/wordml" xmlns:w15="http://schemas.microsoft.com/office/word/2012/wordml" xmlns:w16se="http://schemas.microsoft.com/office/word/2015/wordml/symex" xmlns:wpg="http://schemas.microsoft.com/office/word/2010/wordprocessingGroup" xmlns:wpi="http://schemas.microsoft.com/office/word/2010/wordprocessingInk" xmlns:wne="http://schemas.microsoft.com/office/word/2006/wordml" xmlns:wps="http://schemas.microsoft.com/office/word/2010/wordprocessingShape" mc:Ignorable="w14 w15 w16se wp14">
+  <w:abstractNum w:abstractNumId="0" w15:restartNumberingAfterBreak="0">
+    <w:nsid w:val="20091F3A"/>
+    <w:multiLevelType w:val="hybridMultilevel"/>
+    <w:tmpl w:val="DC903C82"/>
+    <w:lvl w:ilvl="0" w:tplc="1BF611B0">
+      <w:numFmt w:val="bullet"/>
+      <w:lvlText w:val="-"/>
+      <w:lvlJc w:val="left"/>
+      <w:pPr>
+        <w:ind w:left="720" w:hanging="360"/>
+      </w:pPr>
+      <w:rPr>
+        <w:rFonts w:ascii="Times New Roman" w:eastAsia="Times New Roman" w:hAnsi="Times New Roman" w:cs="Times New Roman" w:hint="default"/>
+      </w:rPr>
+    </w:lvl>
+    <w:lvl w:ilvl="1" w:tplc="04070003" w:tentative="1">
+      <w:start w:val="1"/>
+      <w:numFmt w:val="bullet"/>
+      <w:lvlText w:val="o"/>
+      <w:lvlJc w:val="left"/>
+      <w:pPr>
+        <w:ind w:left="1440" w:hanging="360"/>
+      </w:pPr>
+      <w:rPr>
+        <w:rFonts w:ascii="Courier New" w:hAnsi="Courier New" w:cs="Courier New" w:hint="default"/>
+      </w:rPr>
+    </w:lvl>
+    <w:lvl w:ilvl="2" w:tplc="04070005" w:tentative="1">
+      <w:start w:val="1"/>
+      <w:numFmt w:val="bullet"/>
+      <w:lvlText w:val=""/>
+      <w:lvlJc w:val="left"/>
+      <w:pPr>
+        <w:ind w:left="2160" w:hanging="360"/>
+      </w:pPr>
+      <w:rPr>
+        <w:rFonts w:ascii="Wingdings" w:hAnsi="Wingdings" w:hint="default"/>
+      </w:rPr>
+    </w:lvl>
+    <w:lvl w:ilvl="3" w:tplc="04070001" w:tentative="1">
+      <w:start w:val="1"/>
+      <w:numFmt w:val="bullet"/>
+      <w:lvlText w:val=""/>
+      <w:lvlJc w:val="left"/>
+      <w:pPr>
+        <w:ind w:left="2880" w:hanging="360"/>
+      </w:pPr>
+      <w:rPr>
+        <w:rFonts w:ascii="Symbol" w:hAnsi="Symbol" w:hint="default"/>
+      </w:rPr>
+    </w:lvl>
+    <w:lvl w:ilvl="4" w:tplc="04070003" w:tentative="1">
+      <w:start w:val="1"/>
+      <w:numFmt w:val="bullet"/>
+      <w:lvlText w:val="o"/>
+      <w:lvlJc w:val="left"/>
+      <w:pPr>
+        <w:ind w:left="3600" w:hanging="360"/>
+      </w:pPr>
+      <w:rPr>
+        <w:rFonts w:ascii="Courier New" w:hAnsi="Courier New" w:cs="Courier New" w:hint="default"/>
+      </w:rPr>
+    </w:lvl>
+    <w:lvl w:ilvl="5" w:tplc="04070005" w:tentative="1">
+      <w:start w:val="1"/>
+      <w:numFmt w:val="bullet"/>
+      <w:lvlText w:val=""/>
+      <w:lvlJc w:val="left"/>
+      <w:pPr>
+        <w:ind w:left="4320" w:hanging="360"/>
+      </w:pPr>
+      <w:rPr>
+        <w:rFonts w:ascii="Wingdings" w:hAnsi="Wingdings" w:hint="default"/>
+      </w:rPr>
+    </w:lvl>
+    <w:lvl w:ilvl="6" w:tplc="04070001" w:tentative="1">
+      <w:start w:val="1"/>
+      <w:numFmt w:val="bullet"/>
+      <w:lvlText w:val=""/>
+      <w:lvlJc w:val="left"/>
+      <w:pPr>
+        <w:ind w:left="5040" w:hanging="360"/>
+      </w:pPr>
+      <w:rPr>
+        <w:rFonts w:ascii="Symbol" w:hAnsi="Symbol" w:hint="default"/>
+      </w:rPr>
+    </w:lvl>
+    <w:lvl w:ilvl="7" w:tplc="04070003" w:tentative="1">
+      <w:start w:val="1"/>
+      <w:numFmt w:val="bullet"/>
+      <w:lvlText w:val="o"/>
+      <w:lvlJc w:val="left"/>
+      <w:pPr>
+        <w:ind w:left="5760" w:hanging="360"/>
+      </w:pPr>
+      <w:rPr>
+        <w:rFonts w:ascii="Courier New" w:hAnsi="Courier New" w:cs="Courier New" w:hint="default"/>
+      </w:rPr>
+    </w:lvl>
+    <w:lvl w:ilvl="8" w:tplc="04070005" w:tentative="1">
+      <w:start w:val="1"/>
+      <w:numFmt w:val="bullet"/>
+      <w:lvlText w:val=""/>
+      <w:lvlJc w:val="left"/>
+      <w:pPr>
+        <w:ind w:left="6480" w:hanging="360"/>
+      </w:pPr>
+      <w:rPr>
+        <w:rFonts w:ascii="Wingdings" w:hAnsi="Wingdings" w:hint="default"/>
+      </w:rPr>
+    </w:lvl>
+  </w:abstractNum>
+  <w:num w:numId="1">
+    <w:abstractNumId w:val="0"/>
+  </w:num>
+</w:numbering>
 </file>
 
 <file path=word/styles.xml><?xml version="1.0" encoding="utf-8"?>
@@ -786,6 +2252,17 @@
     <w:semiHidden/>
     <w:unhideWhenUsed/>
   </w:style>
+  <w:style w:type="paragraph" w:styleId="Listenabsatz">
+    <w:name w:val="List Paragraph"/>
+    <w:basedOn w:val="Standard"/>
+    <w:uiPriority w:val="34"/>
+    <w:qFormat/>
+    <w:rsid w:val="0098792A"/>
+    <w:pPr>
+      <w:ind w:left="720"/>
+      <w:contextualSpacing/>
+    </w:pPr>
+  </w:style>
 </w:styles>
 </file>
 
